--- a/anexos/Produto_4.docx
+++ b/anexos/Produto_4.docx
@@ -3562,49 +3562,7 @@
     </w:p>
     <w:p>
       <w:r>
-        <w:t xml:space="preserve">Por fim, este relatório também </w:t>
-      </w:r>
-      <w:r>
-        <w:t>apresenta</w:t>
-      </w:r>
-      <w:r>
-        <w:t xml:space="preserve"> lacunas informacionais, limitações metodológicas </w:t>
-      </w:r>
-      <w:r>
-        <w:t>e entraves</w:t>
-      </w:r>
-      <w:r>
-        <w:t xml:space="preserve"> operacionais enfrentados durante a fase de </w:t>
-      </w:r>
-      <w:r>
-        <w:t>entrevistas</w:t>
-      </w:r>
-      <w:r>
-        <w:t xml:space="preserve">, além de </w:t>
-      </w:r>
-      <w:r>
-        <w:t>destacar a relação com as</w:t>
-      </w:r>
-      <w:r>
-        <w:t xml:space="preserve"> etapas seguintes, notadamente as oficinas de validação e a consolidação final do </w:t>
-      </w:r>
-      <w:r>
-        <w:t>Plano de Ação</w:t>
-      </w:r>
-      <w:r>
-        <w:t>.</w:t>
-      </w:r>
-      <w:r>
-        <w:t xml:space="preserve"> </w:t>
-      </w:r>
-      <w:r>
-        <w:t xml:space="preserve">Este Produto </w:t>
-      </w:r>
-      <w:r>
-        <w:t>0</w:t>
-      </w:r>
-      <w:r>
-        <w:t>4, portanto, não se configura como um ponto de chegada, mas como um instrumento dinâmico e crítico de reflexão, que orientará o direcionamento das ações futuras e a qualificação das entregas finais.</w:t>
+        <w:t xml:space="preserve">Por fim, este relatório explicita a relação com as etapas seguintes, notadamente as oficinas de validação e a consolidação final do Plano de Ação. Este Produto 04, portanto, não se configura como um ponto de chegada, mas como um instrumento dinâmico e crítico de reflexão, que orientará o direcionamento das ações futuras e a qualificação das entregas finais.</w:t>
       </w:r>
       <w:r>
         <w:br w:type="page"/>
@@ -6419,51 +6377,12 @@
     </w:p>
     <w:p>
       <w:r>
-        <w:t>Além disso, outras 13 pessoas foram convidadas, mas acabaram por não participar das entrevistas por diferentes motivos (</w:t>
-      </w:r>
-      <w:r>
-        <w:t>Quadro</w:t>
-      </w:r>
-      <w:r>
-        <w:t xml:space="preserve"> 0</w:t>
-      </w:r>
-      <w:r>
-        <w:t>3</w:t>
-      </w:r>
-      <w:r>
-        <w:t xml:space="preserve">): não responderam os </w:t>
-      </w:r>
-      <w:r>
-        <w:t>e-mails</w:t>
-      </w:r>
-      <w:r>
-        <w:t xml:space="preserve"> enviados</w:t>
-      </w:r>
-      <w:r>
-        <w:t>;</w:t>
-      </w:r>
-      <w:r>
-        <w:t xml:space="preserve"> chegaram a agendar a entrevista, mas tiveram que cancelar</w:t>
-      </w:r>
-      <w:r>
-        <w:t>;</w:t>
-      </w:r>
-      <w:r>
-        <w:t xml:space="preserve"> nunca assinaram o Termo de Consentimento</w:t>
-      </w:r>
-      <w:r>
-        <w:t>;</w:t>
-      </w:r>
-      <w:r>
-        <w:t xml:space="preserve"> dentre outros.</w:t>
-      </w:r>
-      <w:r>
-        <w:t xml:space="preserve"> Por fim, devido ao grande número de representantes do setor público, o grupo foi convidado a responder as perguntas da entrevista, por meio de um questionário online. Apenas duas pessoas responderam positivamente ao pedido (Quadro 04).</w:t>
-      </w:r>
-    </w:p>
-    <w:p>
-      <w:r>
-        <w:t>O convite inicialmente enviado apenas para os representantes excedentes do setor público, foi estendido as pessoas que não completaram o processo de cadastramento prévio, agendamento ou assinatura do Termo de Consentimento, de modo que suas impressões pudessem ser ainda coletadas e suas opiniões registradas (conforme mensagens abaixo).</w:t>
+        <w:t xml:space="preserve">Em paralelo, diante do número expressivo de representantes do setor público mobilizados, o grupo excedente foi convidado a responder às mesmas perguntas da entrevista por meio de questionário online, de modo a ampliar o alcance da escuta sem comprometer o cronograma do projeto (Tabela 03).</w:t>
+      </w:r>
+    </w:p>
+    <w:p>
+      <w:r>
+        <w:t xml:space="preserve">O convite foi posteriormente estendido aos demais atores mapeados, de modo que suas impressões pudessem ser igualmente coletadas e suas opiniões registradas (conforme mensagens abaixo).</w:t>
       </w:r>
     </w:p>
     <w:p>
@@ -9533,1925 +9452,7 @@
         <w:pStyle w:val="Tabela"/>
       </w:pPr>
       <w:r>
-        <w:lastRenderedPageBreak/>
-        <w:t xml:space="preserve">Tabela </w:t>
-      </w:r>
-      <w:r>
-        <w:t>03</w:t>
-      </w:r>
-      <w:r>
-        <w:t xml:space="preserve">. </w:t>
-      </w:r>
-      <w:r>
-        <w:t>Lista de p</w:t>
-      </w:r>
-      <w:r>
-        <w:t>essoas convidadas que não participaram das entrevistas</w:t>
-      </w:r>
-    </w:p>
-    <w:tbl>
-      <w:tblPr>
-        <w:tblW w:w="14693" w:type="dxa"/>
-        <w:jc w:val="center"/>
-        <w:tblCellMar>
-          <w:left w:w="70" w:type="dxa"/>
-          <w:right w:w="70" w:type="dxa"/>
-        </w:tblCellMar>
-        <w:tblLook w:val="04A0" w:firstRow="1" w:lastRow="0" w:firstColumn="1" w:lastColumn="0" w:noHBand="0" w:noVBand="1"/>
-      </w:tblPr>
-      <w:tblGrid>
-        <w:gridCol w:w="354"/>
-        <w:gridCol w:w="2407"/>
-        <w:gridCol w:w="6105"/>
-        <w:gridCol w:w="4289"/>
-        <w:gridCol w:w="1538"/>
-      </w:tblGrid>
-      <w:tr>
-        <w:trPr>
-          <w:trHeight w:val="288"/>
-          <w:jc w:val="center"/>
-        </w:trPr>
-        <w:tc>
-          <w:tcPr>
-            <w:tcW w:w="354" w:type="dxa"/>
-            <w:tcBorders>
-              <w:top w:val="single" w:sz="4" w:space="0" w:color="auto"/>
-              <w:left w:val="single" w:sz="4" w:space="0" w:color="auto"/>
-              <w:bottom w:val="single" w:sz="4" w:space="0" w:color="auto"/>
-              <w:right w:val="single" w:sz="4" w:space="0" w:color="auto"/>
-            </w:tcBorders>
-            <w:shd w:val="clear" w:color="000000" w:fill="D9D9D9"/>
-            <w:noWrap/>
-            <w:vAlign w:val="center"/>
-            <w:hideMark/>
-          </w:tcPr>
-          <w:p>
-            <w:pPr>
-              <w:pStyle w:val="Tabela2"/>
-              <w:jc w:val="center"/>
-              <w:rPr>
-                <w:b/>
-                <w:bCs/>
-              </w:rPr>
-            </w:pPr>
-            <w:r>
-              <w:rPr>
-                <w:b/>
-                <w:bCs/>
-              </w:rPr>
-              <w:t>#</w:t>
-            </w:r>
-          </w:p>
-        </w:tc>
-        <w:tc>
-          <w:tcPr>
-            <w:tcW w:w="2407" w:type="dxa"/>
-            <w:tcBorders>
-              <w:top w:val="single" w:sz="4" w:space="0" w:color="auto"/>
-              <w:left w:val="nil"/>
-              <w:bottom w:val="single" w:sz="4" w:space="0" w:color="auto"/>
-              <w:right w:val="single" w:sz="4" w:space="0" w:color="auto"/>
-            </w:tcBorders>
-            <w:shd w:val="clear" w:color="000000" w:fill="D9D9D9"/>
-            <w:vAlign w:val="center"/>
-            <w:hideMark/>
-          </w:tcPr>
-          <w:p>
-            <w:pPr>
-              <w:pStyle w:val="Tabela2"/>
-              <w:jc w:val="center"/>
-              <w:rPr>
-                <w:b/>
-                <w:bCs/>
-              </w:rPr>
-            </w:pPr>
-            <w:r>
-              <w:rPr>
-                <w:b/>
-                <w:bCs/>
-              </w:rPr>
-              <w:t>Nome</w:t>
-            </w:r>
-          </w:p>
-        </w:tc>
-        <w:tc>
-          <w:tcPr>
-            <w:tcW w:w="6105" w:type="dxa"/>
-            <w:tcBorders>
-              <w:top w:val="single" w:sz="4" w:space="0" w:color="auto"/>
-              <w:left w:val="nil"/>
-              <w:bottom w:val="single" w:sz="4" w:space="0" w:color="auto"/>
-              <w:right w:val="single" w:sz="4" w:space="0" w:color="auto"/>
-            </w:tcBorders>
-            <w:shd w:val="clear" w:color="000000" w:fill="D9D9D9"/>
-            <w:vAlign w:val="center"/>
-            <w:hideMark/>
-          </w:tcPr>
-          <w:p>
-            <w:pPr>
-              <w:pStyle w:val="Tabela2"/>
-              <w:jc w:val="center"/>
-              <w:rPr>
-                <w:b/>
-                <w:bCs/>
-              </w:rPr>
-            </w:pPr>
-            <w:r>
-              <w:rPr>
-                <w:b/>
-                <w:bCs/>
-              </w:rPr>
-              <w:t>Instituição</w:t>
-            </w:r>
-          </w:p>
-        </w:tc>
-        <w:tc>
-          <w:tcPr>
-            <w:tcW w:w="4289" w:type="dxa"/>
-            <w:tcBorders>
-              <w:top w:val="single" w:sz="4" w:space="0" w:color="auto"/>
-              <w:left w:val="nil"/>
-              <w:bottom w:val="single" w:sz="4" w:space="0" w:color="auto"/>
-              <w:right w:val="single" w:sz="4" w:space="0" w:color="auto"/>
-            </w:tcBorders>
-            <w:shd w:val="clear" w:color="000000" w:fill="D9D9D9"/>
-            <w:vAlign w:val="center"/>
-            <w:hideMark/>
-          </w:tcPr>
-          <w:p>
-            <w:pPr>
-              <w:pStyle w:val="Tabela2"/>
-              <w:jc w:val="center"/>
-              <w:rPr>
-                <w:b/>
-                <w:bCs/>
-              </w:rPr>
-            </w:pPr>
-            <w:r>
-              <w:rPr>
-                <w:b/>
-                <w:bCs/>
-              </w:rPr>
-              <w:t>Cargo</w:t>
-            </w:r>
-          </w:p>
-        </w:tc>
-        <w:tc>
-          <w:tcPr>
-            <w:tcW w:w="1538" w:type="dxa"/>
-            <w:tcBorders>
-              <w:top w:val="single" w:sz="4" w:space="0" w:color="auto"/>
-              <w:left w:val="nil"/>
-              <w:bottom w:val="single" w:sz="4" w:space="0" w:color="auto"/>
-              <w:right w:val="single" w:sz="4" w:space="0" w:color="auto"/>
-            </w:tcBorders>
-            <w:shd w:val="clear" w:color="000000" w:fill="D9D9D9"/>
-            <w:vAlign w:val="center"/>
-            <w:hideMark/>
-          </w:tcPr>
-          <w:p>
-            <w:pPr>
-              <w:pStyle w:val="Tabela2"/>
-              <w:jc w:val="center"/>
-              <w:rPr>
-                <w:b/>
-                <w:bCs/>
-              </w:rPr>
-            </w:pPr>
-            <w:r>
-              <w:rPr>
-                <w:b/>
-                <w:bCs/>
-              </w:rPr>
-              <w:t>Setor</w:t>
-            </w:r>
-          </w:p>
-        </w:tc>
-      </w:tr>
-      <w:tr>
-        <w:trPr>
-          <w:trHeight w:val="288"/>
-          <w:jc w:val="center"/>
-        </w:trPr>
-        <w:tc>
-          <w:tcPr>
-            <w:tcW w:w="354" w:type="dxa"/>
-            <w:tcBorders>
-              <w:top w:val="nil"/>
-              <w:left w:val="single" w:sz="4" w:space="0" w:color="auto"/>
-              <w:bottom w:val="single" w:sz="4" w:space="0" w:color="auto"/>
-              <w:right w:val="single" w:sz="4" w:space="0" w:color="auto"/>
-            </w:tcBorders>
-            <w:noWrap/>
-            <w:vAlign w:val="center"/>
-            <w:hideMark/>
-          </w:tcPr>
-          <w:p>
-            <w:pPr>
-              <w:pStyle w:val="Tabela2"/>
-              <w:jc w:val="center"/>
-              <w:rPr>
-                <w:b/>
-                <w:bCs/>
-              </w:rPr>
-            </w:pPr>
-            <w:r>
-              <w:rPr>
-                <w:b/>
-                <w:bCs/>
-              </w:rPr>
-              <w:t>1</w:t>
-            </w:r>
-          </w:p>
-        </w:tc>
-        <w:tc>
-          <w:tcPr>
-            <w:tcW w:w="2407" w:type="dxa"/>
-            <w:tcBorders>
-              <w:top w:val="nil"/>
-              <w:left w:val="nil"/>
-              <w:bottom w:val="single" w:sz="4" w:space="0" w:color="auto"/>
-              <w:right w:val="single" w:sz="4" w:space="0" w:color="auto"/>
-            </w:tcBorders>
-            <w:shd w:val="clear" w:color="000000" w:fill="FFFFFF"/>
-            <w:vAlign w:val="center"/>
-            <w:hideMark/>
-          </w:tcPr>
-          <w:p>
-            <w:pPr>
-              <w:pStyle w:val="Tabela2"/>
-            </w:pPr>
-            <w:r>
-              <w:t>Douglas Gimenes Gauna</w:t>
-            </w:r>
-          </w:p>
-        </w:tc>
-        <w:tc>
-          <w:tcPr>
-            <w:tcW w:w="6105" w:type="dxa"/>
-            <w:tcBorders>
-              <w:top w:val="nil"/>
-              <w:left w:val="nil"/>
-              <w:bottom w:val="single" w:sz="4" w:space="0" w:color="auto"/>
-              <w:right w:val="single" w:sz="4" w:space="0" w:color="auto"/>
-            </w:tcBorders>
-            <w:shd w:val="clear" w:color="000000" w:fill="FFFFFF"/>
-            <w:vAlign w:val="bottom"/>
-            <w:hideMark/>
-          </w:tcPr>
-          <w:p>
-            <w:pPr>
-              <w:pStyle w:val="Tabela2"/>
-            </w:pPr>
-            <w:r>
-              <w:t xml:space="preserve">Alianza </w:t>
-            </w:r>
-            <w:proofErr w:type="spellStart"/>
-            <w:r>
-              <w:t>Residuos</w:t>
-            </w:r>
-            <w:proofErr w:type="spellEnd"/>
-          </w:p>
-        </w:tc>
-        <w:tc>
-          <w:tcPr>
-            <w:tcW w:w="4289" w:type="dxa"/>
-            <w:tcBorders>
-              <w:top w:val="nil"/>
-              <w:left w:val="nil"/>
-              <w:bottom w:val="single" w:sz="4" w:space="0" w:color="auto"/>
-              <w:right w:val="single" w:sz="4" w:space="0" w:color="auto"/>
-            </w:tcBorders>
-            <w:shd w:val="clear" w:color="000000" w:fill="FFFFFF"/>
-            <w:noWrap/>
-            <w:vAlign w:val="center"/>
-            <w:hideMark/>
-          </w:tcPr>
-          <w:p>
-            <w:pPr>
-              <w:pStyle w:val="Tabela2"/>
-            </w:pPr>
-            <w:proofErr w:type="spellStart"/>
-            <w:r>
-              <w:t>Sócio-Administrador</w:t>
-            </w:r>
-            <w:proofErr w:type="spellEnd"/>
-            <w:r>
-              <w:t xml:space="preserve"> </w:t>
-            </w:r>
-          </w:p>
-        </w:tc>
-        <w:tc>
-          <w:tcPr>
-            <w:tcW w:w="1538" w:type="dxa"/>
-            <w:tcBorders>
-              <w:top w:val="nil"/>
-              <w:left w:val="nil"/>
-              <w:bottom w:val="single" w:sz="4" w:space="0" w:color="auto"/>
-              <w:right w:val="single" w:sz="4" w:space="0" w:color="auto"/>
-            </w:tcBorders>
-            <w:shd w:val="clear" w:color="000000" w:fill="FFFFFF"/>
-            <w:vAlign w:val="center"/>
-            <w:hideMark/>
-          </w:tcPr>
-          <w:p>
-            <w:pPr>
-              <w:pStyle w:val="Tabela2"/>
-            </w:pPr>
-            <w:r>
-              <w:t>Privado</w:t>
-            </w:r>
-          </w:p>
-        </w:tc>
-      </w:tr>
-      <w:tr>
-        <w:trPr>
-          <w:trHeight w:val="288"/>
-          <w:jc w:val="center"/>
-        </w:trPr>
-        <w:tc>
-          <w:tcPr>
-            <w:tcW w:w="354" w:type="dxa"/>
-            <w:tcBorders>
-              <w:top w:val="nil"/>
-              <w:left w:val="single" w:sz="4" w:space="0" w:color="auto"/>
-              <w:bottom w:val="single" w:sz="4" w:space="0" w:color="auto"/>
-              <w:right w:val="single" w:sz="4" w:space="0" w:color="auto"/>
-            </w:tcBorders>
-            <w:noWrap/>
-            <w:vAlign w:val="center"/>
-            <w:hideMark/>
-          </w:tcPr>
-          <w:p>
-            <w:pPr>
-              <w:pStyle w:val="Tabela2"/>
-              <w:jc w:val="center"/>
-              <w:rPr>
-                <w:b/>
-                <w:bCs/>
-              </w:rPr>
-            </w:pPr>
-            <w:r>
-              <w:rPr>
-                <w:b/>
-                <w:bCs/>
-              </w:rPr>
-              <w:t>2</w:t>
-            </w:r>
-          </w:p>
-        </w:tc>
-        <w:tc>
-          <w:tcPr>
-            <w:tcW w:w="2407" w:type="dxa"/>
-            <w:tcBorders>
-              <w:top w:val="nil"/>
-              <w:left w:val="nil"/>
-              <w:bottom w:val="single" w:sz="4" w:space="0" w:color="auto"/>
-              <w:right w:val="single" w:sz="4" w:space="0" w:color="auto"/>
-            </w:tcBorders>
-            <w:shd w:val="clear" w:color="000000" w:fill="FFFFFF"/>
-            <w:vAlign w:val="center"/>
-            <w:hideMark/>
-          </w:tcPr>
-          <w:p>
-            <w:pPr>
-              <w:pStyle w:val="Tabela2"/>
-            </w:pPr>
-            <w:r>
-              <w:t xml:space="preserve">Fabíola </w:t>
-            </w:r>
-            <w:proofErr w:type="spellStart"/>
-            <w:r>
-              <w:t>Pissioli</w:t>
-            </w:r>
-            <w:proofErr w:type="spellEnd"/>
-          </w:p>
-        </w:tc>
-        <w:tc>
-          <w:tcPr>
-            <w:tcW w:w="6105" w:type="dxa"/>
-            <w:tcBorders>
-              <w:top w:val="nil"/>
-              <w:left w:val="nil"/>
-              <w:bottom w:val="single" w:sz="4" w:space="0" w:color="auto"/>
-              <w:right w:val="single" w:sz="4" w:space="0" w:color="auto"/>
-            </w:tcBorders>
-            <w:shd w:val="clear" w:color="000000" w:fill="FFFFFF"/>
-            <w:vAlign w:val="center"/>
-            <w:hideMark/>
-          </w:tcPr>
-          <w:p>
-            <w:pPr>
-              <w:pStyle w:val="Tabela2"/>
-            </w:pPr>
-            <w:r>
-              <w:t>PMM/ Secretaria de Saúde</w:t>
-            </w:r>
-          </w:p>
-        </w:tc>
-        <w:tc>
-          <w:tcPr>
-            <w:tcW w:w="4289" w:type="dxa"/>
-            <w:tcBorders>
-              <w:top w:val="nil"/>
-              <w:left w:val="nil"/>
-              <w:bottom w:val="single" w:sz="4" w:space="0" w:color="auto"/>
-              <w:right w:val="single" w:sz="4" w:space="0" w:color="auto"/>
-            </w:tcBorders>
-            <w:shd w:val="clear" w:color="000000" w:fill="FFFFFF"/>
-            <w:noWrap/>
-            <w:vAlign w:val="center"/>
-            <w:hideMark/>
-          </w:tcPr>
-          <w:p>
-            <w:pPr>
-              <w:pStyle w:val="Tabela2"/>
-            </w:pPr>
-            <w:r>
-              <w:t>Enfermeira</w:t>
-            </w:r>
-          </w:p>
-        </w:tc>
-        <w:tc>
-          <w:tcPr>
-            <w:tcW w:w="1538" w:type="dxa"/>
-            <w:tcBorders>
-              <w:top w:val="nil"/>
-              <w:left w:val="nil"/>
-              <w:bottom w:val="single" w:sz="4" w:space="0" w:color="auto"/>
-              <w:right w:val="single" w:sz="4" w:space="0" w:color="auto"/>
-            </w:tcBorders>
-            <w:shd w:val="clear" w:color="000000" w:fill="FFFFFF"/>
-            <w:vAlign w:val="center"/>
-            <w:hideMark/>
-          </w:tcPr>
-          <w:p>
-            <w:pPr>
-              <w:pStyle w:val="Tabela2"/>
-            </w:pPr>
-            <w:r>
-              <w:t>Público</w:t>
-            </w:r>
-          </w:p>
-        </w:tc>
-      </w:tr>
-      <w:tr>
-        <w:trPr>
-          <w:trHeight w:val="288"/>
-          <w:jc w:val="center"/>
-        </w:trPr>
-        <w:tc>
-          <w:tcPr>
-            <w:tcW w:w="354" w:type="dxa"/>
-            <w:tcBorders>
-              <w:top w:val="nil"/>
-              <w:left w:val="single" w:sz="4" w:space="0" w:color="auto"/>
-              <w:bottom w:val="single" w:sz="4" w:space="0" w:color="auto"/>
-              <w:right w:val="single" w:sz="4" w:space="0" w:color="auto"/>
-            </w:tcBorders>
-            <w:noWrap/>
-            <w:vAlign w:val="center"/>
-            <w:hideMark/>
-          </w:tcPr>
-          <w:p>
-            <w:pPr>
-              <w:pStyle w:val="Tabela2"/>
-              <w:jc w:val="center"/>
-              <w:rPr>
-                <w:b/>
-                <w:bCs/>
-              </w:rPr>
-            </w:pPr>
-            <w:r>
-              <w:rPr>
-                <w:b/>
-                <w:bCs/>
-              </w:rPr>
-              <w:t>3</w:t>
-            </w:r>
-          </w:p>
-        </w:tc>
-        <w:tc>
-          <w:tcPr>
-            <w:tcW w:w="2407" w:type="dxa"/>
-            <w:tcBorders>
-              <w:top w:val="nil"/>
-              <w:left w:val="nil"/>
-              <w:bottom w:val="single" w:sz="4" w:space="0" w:color="auto"/>
-              <w:right w:val="single" w:sz="4" w:space="0" w:color="auto"/>
-            </w:tcBorders>
-            <w:shd w:val="clear" w:color="000000" w:fill="FFFFFF"/>
-            <w:vAlign w:val="center"/>
-            <w:hideMark/>
-          </w:tcPr>
-          <w:p>
-            <w:pPr>
-              <w:pStyle w:val="Tabela2"/>
-            </w:pPr>
-            <w:r>
-              <w:t>Heitor Viana</w:t>
-            </w:r>
-          </w:p>
-        </w:tc>
-        <w:tc>
-          <w:tcPr>
-            <w:tcW w:w="6105" w:type="dxa"/>
-            <w:tcBorders>
-              <w:top w:val="nil"/>
-              <w:left w:val="nil"/>
-              <w:bottom w:val="single" w:sz="4" w:space="0" w:color="auto"/>
-              <w:right w:val="single" w:sz="4" w:space="0" w:color="auto"/>
-            </w:tcBorders>
-            <w:shd w:val="clear" w:color="000000" w:fill="FFFFFF"/>
-            <w:vAlign w:val="center"/>
-            <w:hideMark/>
-          </w:tcPr>
-          <w:p>
-            <w:pPr>
-              <w:pStyle w:val="Tabela2"/>
-            </w:pPr>
-            <w:r>
-              <w:t>Consórcio Intermunicipal de Saneamento do Paraná (CISPAR)</w:t>
-            </w:r>
-          </w:p>
-        </w:tc>
-        <w:tc>
-          <w:tcPr>
-            <w:tcW w:w="4289" w:type="dxa"/>
-            <w:tcBorders>
-              <w:top w:val="nil"/>
-              <w:left w:val="nil"/>
-              <w:bottom w:val="single" w:sz="4" w:space="0" w:color="auto"/>
-              <w:right w:val="single" w:sz="4" w:space="0" w:color="auto"/>
-            </w:tcBorders>
-            <w:shd w:val="clear" w:color="000000" w:fill="FFFFFF"/>
-            <w:noWrap/>
-            <w:vAlign w:val="center"/>
-            <w:hideMark/>
-          </w:tcPr>
-          <w:p>
-            <w:pPr>
-              <w:pStyle w:val="Tabela2"/>
-            </w:pPr>
-            <w:r>
-              <w:t>Engenheiro Ambiental</w:t>
-            </w:r>
-          </w:p>
-        </w:tc>
-        <w:tc>
-          <w:tcPr>
-            <w:tcW w:w="1538" w:type="dxa"/>
-            <w:tcBorders>
-              <w:top w:val="nil"/>
-              <w:left w:val="nil"/>
-              <w:bottom w:val="single" w:sz="4" w:space="0" w:color="auto"/>
-              <w:right w:val="single" w:sz="4" w:space="0" w:color="auto"/>
-            </w:tcBorders>
-            <w:shd w:val="clear" w:color="000000" w:fill="FFFFFF"/>
-            <w:vAlign w:val="center"/>
-            <w:hideMark/>
-          </w:tcPr>
-          <w:p>
-            <w:pPr>
-              <w:pStyle w:val="Tabela2"/>
-            </w:pPr>
-            <w:r>
-              <w:t>Público</w:t>
-            </w:r>
-          </w:p>
-        </w:tc>
-      </w:tr>
-      <w:tr>
-        <w:trPr>
-          <w:trHeight w:val="288"/>
-          <w:jc w:val="center"/>
-        </w:trPr>
-        <w:tc>
-          <w:tcPr>
-            <w:tcW w:w="354" w:type="dxa"/>
-            <w:tcBorders>
-              <w:top w:val="nil"/>
-              <w:left w:val="single" w:sz="4" w:space="0" w:color="auto"/>
-              <w:bottom w:val="single" w:sz="4" w:space="0" w:color="auto"/>
-              <w:right w:val="single" w:sz="4" w:space="0" w:color="auto"/>
-            </w:tcBorders>
-            <w:noWrap/>
-            <w:vAlign w:val="center"/>
-            <w:hideMark/>
-          </w:tcPr>
-          <w:p>
-            <w:pPr>
-              <w:pStyle w:val="Tabela2"/>
-              <w:jc w:val="center"/>
-              <w:rPr>
-                <w:b/>
-                <w:bCs/>
-              </w:rPr>
-            </w:pPr>
-            <w:r>
-              <w:rPr>
-                <w:b/>
-                <w:bCs/>
-              </w:rPr>
-              <w:t>4</w:t>
-            </w:r>
-          </w:p>
-        </w:tc>
-        <w:tc>
-          <w:tcPr>
-            <w:tcW w:w="2407" w:type="dxa"/>
-            <w:tcBorders>
-              <w:top w:val="nil"/>
-              <w:left w:val="nil"/>
-              <w:bottom w:val="single" w:sz="4" w:space="0" w:color="auto"/>
-              <w:right w:val="single" w:sz="4" w:space="0" w:color="auto"/>
-            </w:tcBorders>
-            <w:shd w:val="clear" w:color="000000" w:fill="FFFFFF"/>
-            <w:vAlign w:val="center"/>
-            <w:hideMark/>
-          </w:tcPr>
-          <w:p>
-            <w:pPr>
-              <w:pStyle w:val="Tabela2"/>
-            </w:pPr>
-            <w:r>
-              <w:t>Jessica Lima</w:t>
-            </w:r>
-          </w:p>
-        </w:tc>
-        <w:tc>
-          <w:tcPr>
-            <w:tcW w:w="6105" w:type="dxa"/>
-            <w:tcBorders>
-              <w:top w:val="nil"/>
-              <w:left w:val="nil"/>
-              <w:bottom w:val="single" w:sz="4" w:space="0" w:color="auto"/>
-              <w:right w:val="single" w:sz="4" w:space="0" w:color="auto"/>
-            </w:tcBorders>
-            <w:shd w:val="clear" w:color="000000" w:fill="FFFFFF"/>
-            <w:vAlign w:val="center"/>
-            <w:hideMark/>
-          </w:tcPr>
-          <w:p>
-            <w:pPr>
-              <w:pStyle w:val="Tabela2"/>
-            </w:pPr>
-            <w:r>
-              <w:t>CIMFLEX Indústria e Comércio de Plásticos LTDA</w:t>
-            </w:r>
-          </w:p>
-        </w:tc>
-        <w:tc>
-          <w:tcPr>
-            <w:tcW w:w="4289" w:type="dxa"/>
-            <w:tcBorders>
-              <w:top w:val="nil"/>
-              <w:left w:val="nil"/>
-              <w:bottom w:val="single" w:sz="4" w:space="0" w:color="auto"/>
-              <w:right w:val="single" w:sz="4" w:space="0" w:color="auto"/>
-            </w:tcBorders>
-            <w:shd w:val="clear" w:color="000000" w:fill="FFFFFF"/>
-            <w:noWrap/>
-            <w:vAlign w:val="center"/>
-            <w:hideMark/>
-          </w:tcPr>
-          <w:p>
-            <w:pPr>
-              <w:pStyle w:val="Tabela2"/>
-            </w:pPr>
-            <w:r>
-              <w:t>Coordenadora de Pesquisa e Desenvolvimento</w:t>
-            </w:r>
-          </w:p>
-        </w:tc>
-        <w:tc>
-          <w:tcPr>
-            <w:tcW w:w="1538" w:type="dxa"/>
-            <w:tcBorders>
-              <w:top w:val="nil"/>
-              <w:left w:val="nil"/>
-              <w:bottom w:val="single" w:sz="4" w:space="0" w:color="auto"/>
-              <w:right w:val="single" w:sz="4" w:space="0" w:color="auto"/>
-            </w:tcBorders>
-            <w:shd w:val="clear" w:color="000000" w:fill="FFFFFF"/>
-            <w:vAlign w:val="center"/>
-            <w:hideMark/>
-          </w:tcPr>
-          <w:p>
-            <w:pPr>
-              <w:pStyle w:val="Tabela2"/>
-            </w:pPr>
-            <w:r>
-              <w:t>Privado</w:t>
-            </w:r>
-          </w:p>
-        </w:tc>
-      </w:tr>
-      <w:tr>
-        <w:trPr>
-          <w:trHeight w:val="288"/>
-          <w:jc w:val="center"/>
-        </w:trPr>
-        <w:tc>
-          <w:tcPr>
-            <w:tcW w:w="354" w:type="dxa"/>
-            <w:tcBorders>
-              <w:top w:val="nil"/>
-              <w:left w:val="single" w:sz="4" w:space="0" w:color="auto"/>
-              <w:bottom w:val="single" w:sz="4" w:space="0" w:color="auto"/>
-              <w:right w:val="single" w:sz="4" w:space="0" w:color="auto"/>
-            </w:tcBorders>
-            <w:noWrap/>
-            <w:vAlign w:val="center"/>
-            <w:hideMark/>
-          </w:tcPr>
-          <w:p>
-            <w:pPr>
-              <w:pStyle w:val="Tabela2"/>
-              <w:jc w:val="center"/>
-              <w:rPr>
-                <w:b/>
-                <w:bCs/>
-              </w:rPr>
-            </w:pPr>
-            <w:r>
-              <w:rPr>
-                <w:b/>
-                <w:bCs/>
-              </w:rPr>
-              <w:t>5</w:t>
-            </w:r>
-          </w:p>
-        </w:tc>
-        <w:tc>
-          <w:tcPr>
-            <w:tcW w:w="2407" w:type="dxa"/>
-            <w:tcBorders>
-              <w:top w:val="nil"/>
-              <w:left w:val="nil"/>
-              <w:bottom w:val="single" w:sz="4" w:space="0" w:color="auto"/>
-              <w:right w:val="single" w:sz="4" w:space="0" w:color="auto"/>
-            </w:tcBorders>
-            <w:shd w:val="clear" w:color="000000" w:fill="FFFFFF"/>
-            <w:vAlign w:val="center"/>
-            <w:hideMark/>
-          </w:tcPr>
-          <w:p>
-            <w:pPr>
-              <w:pStyle w:val="Tabela2"/>
-            </w:pPr>
-            <w:r>
-              <w:t>Juliana Franco</w:t>
-            </w:r>
-          </w:p>
-        </w:tc>
-        <w:tc>
-          <w:tcPr>
-            <w:tcW w:w="6105" w:type="dxa"/>
-            <w:tcBorders>
-              <w:top w:val="nil"/>
-              <w:left w:val="nil"/>
-              <w:bottom w:val="single" w:sz="4" w:space="0" w:color="auto"/>
-              <w:right w:val="single" w:sz="4" w:space="0" w:color="auto"/>
-            </w:tcBorders>
-            <w:shd w:val="clear" w:color="000000" w:fill="FFFFFF"/>
-            <w:vAlign w:val="center"/>
-            <w:hideMark/>
-          </w:tcPr>
-          <w:p>
-            <w:pPr>
-              <w:pStyle w:val="Tabela2"/>
-            </w:pPr>
-            <w:r>
-              <w:t>Conselho de Desenvolvimento Econômico de Maringá (CODEM)</w:t>
-            </w:r>
-          </w:p>
-        </w:tc>
-        <w:tc>
-          <w:tcPr>
-            <w:tcW w:w="4289" w:type="dxa"/>
-            <w:tcBorders>
-              <w:top w:val="nil"/>
-              <w:left w:val="nil"/>
-              <w:bottom w:val="single" w:sz="4" w:space="0" w:color="auto"/>
-              <w:right w:val="single" w:sz="4" w:space="0" w:color="auto"/>
-            </w:tcBorders>
-            <w:shd w:val="clear" w:color="000000" w:fill="FFFFFF"/>
-            <w:noWrap/>
-            <w:vAlign w:val="center"/>
-            <w:hideMark/>
-          </w:tcPr>
-          <w:p>
-            <w:pPr>
-              <w:pStyle w:val="Tabela2"/>
-            </w:pPr>
-            <w:r>
-              <w:t>Diretora Executiva</w:t>
-            </w:r>
-          </w:p>
-        </w:tc>
-        <w:tc>
-          <w:tcPr>
-            <w:tcW w:w="1538" w:type="dxa"/>
-            <w:tcBorders>
-              <w:top w:val="nil"/>
-              <w:left w:val="nil"/>
-              <w:bottom w:val="single" w:sz="4" w:space="0" w:color="auto"/>
-              <w:right w:val="single" w:sz="4" w:space="0" w:color="auto"/>
-            </w:tcBorders>
-            <w:shd w:val="clear" w:color="000000" w:fill="FFFFFF"/>
-            <w:vAlign w:val="center"/>
-            <w:hideMark/>
-          </w:tcPr>
-          <w:p>
-            <w:pPr>
-              <w:pStyle w:val="Tabela2"/>
-            </w:pPr>
-            <w:r>
-              <w:t>Privado</w:t>
-            </w:r>
-          </w:p>
-        </w:tc>
-      </w:tr>
-      <w:tr>
-        <w:trPr>
-          <w:trHeight w:val="288"/>
-          <w:jc w:val="center"/>
-        </w:trPr>
-        <w:tc>
-          <w:tcPr>
-            <w:tcW w:w="354" w:type="dxa"/>
-            <w:tcBorders>
-              <w:top w:val="nil"/>
-              <w:left w:val="single" w:sz="4" w:space="0" w:color="auto"/>
-              <w:bottom w:val="single" w:sz="4" w:space="0" w:color="auto"/>
-              <w:right w:val="single" w:sz="4" w:space="0" w:color="auto"/>
-            </w:tcBorders>
-            <w:noWrap/>
-            <w:vAlign w:val="center"/>
-            <w:hideMark/>
-          </w:tcPr>
-          <w:p>
-            <w:pPr>
-              <w:pStyle w:val="Tabela2"/>
-              <w:jc w:val="center"/>
-              <w:rPr>
-                <w:b/>
-                <w:bCs/>
-              </w:rPr>
-            </w:pPr>
-            <w:r>
-              <w:rPr>
-                <w:b/>
-                <w:bCs/>
-              </w:rPr>
-              <w:t>6</w:t>
-            </w:r>
-          </w:p>
-        </w:tc>
-        <w:tc>
-          <w:tcPr>
-            <w:tcW w:w="2407" w:type="dxa"/>
-            <w:tcBorders>
-              <w:top w:val="nil"/>
-              <w:left w:val="nil"/>
-              <w:bottom w:val="single" w:sz="4" w:space="0" w:color="auto"/>
-              <w:right w:val="single" w:sz="4" w:space="0" w:color="auto"/>
-            </w:tcBorders>
-            <w:shd w:val="clear" w:color="000000" w:fill="FFFFFF"/>
-            <w:vAlign w:val="center"/>
-            <w:hideMark/>
-          </w:tcPr>
-          <w:p>
-            <w:pPr>
-              <w:pStyle w:val="Tabela2"/>
-            </w:pPr>
-            <w:proofErr w:type="spellStart"/>
-            <w:r>
-              <w:t>Kellen</w:t>
-            </w:r>
-            <w:proofErr w:type="spellEnd"/>
-            <w:r>
-              <w:t xml:space="preserve"> Luciana</w:t>
-            </w:r>
-          </w:p>
-        </w:tc>
-        <w:tc>
-          <w:tcPr>
-            <w:tcW w:w="6105" w:type="dxa"/>
-            <w:tcBorders>
-              <w:top w:val="nil"/>
-              <w:left w:val="nil"/>
-              <w:bottom w:val="single" w:sz="4" w:space="0" w:color="auto"/>
-              <w:right w:val="single" w:sz="4" w:space="0" w:color="auto"/>
-            </w:tcBorders>
-            <w:shd w:val="clear" w:color="000000" w:fill="FFFFFF"/>
-            <w:vAlign w:val="center"/>
-            <w:hideMark/>
-          </w:tcPr>
-          <w:p>
-            <w:pPr>
-              <w:pStyle w:val="Tabela2"/>
-            </w:pPr>
-            <w:r>
-              <w:t>Instituto ACIM (Associação Comercial e Empresarial de Maringá)</w:t>
-            </w:r>
-          </w:p>
-        </w:tc>
-        <w:tc>
-          <w:tcPr>
-            <w:tcW w:w="4289" w:type="dxa"/>
-            <w:tcBorders>
-              <w:top w:val="nil"/>
-              <w:left w:val="nil"/>
-              <w:bottom w:val="single" w:sz="4" w:space="0" w:color="auto"/>
-              <w:right w:val="single" w:sz="4" w:space="0" w:color="auto"/>
-            </w:tcBorders>
-            <w:shd w:val="clear" w:color="000000" w:fill="FFFFFF"/>
-            <w:noWrap/>
-            <w:vAlign w:val="center"/>
-            <w:hideMark/>
-          </w:tcPr>
-          <w:p>
-            <w:pPr>
-              <w:pStyle w:val="Tabela2"/>
-            </w:pPr>
-            <w:r>
-              <w:t> </w:t>
-            </w:r>
-          </w:p>
-        </w:tc>
-        <w:tc>
-          <w:tcPr>
-            <w:tcW w:w="1538" w:type="dxa"/>
-            <w:tcBorders>
-              <w:top w:val="nil"/>
-              <w:left w:val="nil"/>
-              <w:bottom w:val="single" w:sz="4" w:space="0" w:color="auto"/>
-              <w:right w:val="single" w:sz="4" w:space="0" w:color="auto"/>
-            </w:tcBorders>
-            <w:shd w:val="clear" w:color="000000" w:fill="FFFFFF"/>
-            <w:vAlign w:val="center"/>
-            <w:hideMark/>
-          </w:tcPr>
-          <w:p>
-            <w:pPr>
-              <w:pStyle w:val="Tabela2"/>
-            </w:pPr>
-            <w:r>
-              <w:t>Privado</w:t>
-            </w:r>
-          </w:p>
-        </w:tc>
-      </w:tr>
-      <w:tr>
-        <w:trPr>
-          <w:trHeight w:val="288"/>
-          <w:jc w:val="center"/>
-        </w:trPr>
-        <w:tc>
-          <w:tcPr>
-            <w:tcW w:w="354" w:type="dxa"/>
-            <w:tcBorders>
-              <w:top w:val="nil"/>
-              <w:left w:val="single" w:sz="4" w:space="0" w:color="auto"/>
-              <w:bottom w:val="single" w:sz="4" w:space="0" w:color="auto"/>
-              <w:right w:val="single" w:sz="4" w:space="0" w:color="auto"/>
-            </w:tcBorders>
-            <w:noWrap/>
-            <w:vAlign w:val="center"/>
-            <w:hideMark/>
-          </w:tcPr>
-          <w:p>
-            <w:pPr>
-              <w:pStyle w:val="Tabela2"/>
-              <w:jc w:val="center"/>
-              <w:rPr>
-                <w:b/>
-                <w:bCs/>
-              </w:rPr>
-            </w:pPr>
-            <w:r>
-              <w:rPr>
-                <w:b/>
-                <w:bCs/>
-              </w:rPr>
-              <w:t>7</w:t>
-            </w:r>
-          </w:p>
-        </w:tc>
-        <w:tc>
-          <w:tcPr>
-            <w:tcW w:w="2407" w:type="dxa"/>
-            <w:tcBorders>
-              <w:top w:val="nil"/>
-              <w:left w:val="nil"/>
-              <w:bottom w:val="single" w:sz="4" w:space="0" w:color="auto"/>
-              <w:right w:val="single" w:sz="4" w:space="0" w:color="auto"/>
-            </w:tcBorders>
-            <w:shd w:val="clear" w:color="000000" w:fill="FFFFFF"/>
-            <w:vAlign w:val="center"/>
-            <w:hideMark/>
-          </w:tcPr>
-          <w:p>
-            <w:pPr>
-              <w:pStyle w:val="Tabela2"/>
-            </w:pPr>
-            <w:r>
-              <w:t>Lorena Lima</w:t>
-            </w:r>
-          </w:p>
-        </w:tc>
-        <w:tc>
-          <w:tcPr>
-            <w:tcW w:w="6105" w:type="dxa"/>
-            <w:tcBorders>
-              <w:top w:val="nil"/>
-              <w:left w:val="nil"/>
-              <w:bottom w:val="single" w:sz="4" w:space="0" w:color="auto"/>
-              <w:right w:val="single" w:sz="4" w:space="0" w:color="auto"/>
-            </w:tcBorders>
-            <w:shd w:val="clear" w:color="000000" w:fill="FFFFFF"/>
-            <w:vAlign w:val="center"/>
-            <w:hideMark/>
-          </w:tcPr>
-          <w:p>
-            <w:pPr>
-              <w:pStyle w:val="Tabela2"/>
-            </w:pPr>
-            <w:r>
-              <w:t>Associação Comercial e Empresarial de Maringá (ACIM)</w:t>
-            </w:r>
-          </w:p>
-        </w:tc>
-        <w:tc>
-          <w:tcPr>
-            <w:tcW w:w="4289" w:type="dxa"/>
-            <w:tcBorders>
-              <w:top w:val="nil"/>
-              <w:left w:val="nil"/>
-              <w:bottom w:val="single" w:sz="4" w:space="0" w:color="auto"/>
-              <w:right w:val="single" w:sz="4" w:space="0" w:color="auto"/>
-            </w:tcBorders>
-            <w:shd w:val="clear" w:color="000000" w:fill="FFFFFF"/>
-            <w:noWrap/>
-            <w:vAlign w:val="center"/>
-            <w:hideMark/>
-          </w:tcPr>
-          <w:p>
-            <w:pPr>
-              <w:pStyle w:val="Tabela2"/>
-            </w:pPr>
-            <w:proofErr w:type="spellStart"/>
-            <w:r>
-              <w:t>Nucleo</w:t>
-            </w:r>
-            <w:proofErr w:type="spellEnd"/>
-            <w:r>
-              <w:t xml:space="preserve"> de </w:t>
-            </w:r>
-            <w:proofErr w:type="spellStart"/>
-            <w:r>
-              <w:t>Consultories</w:t>
-            </w:r>
-            <w:proofErr w:type="spellEnd"/>
-            <w:r>
-              <w:t xml:space="preserve"> Ambientais</w:t>
-            </w:r>
-          </w:p>
-        </w:tc>
-        <w:tc>
-          <w:tcPr>
-            <w:tcW w:w="1538" w:type="dxa"/>
-            <w:tcBorders>
-              <w:top w:val="nil"/>
-              <w:left w:val="nil"/>
-              <w:bottom w:val="single" w:sz="4" w:space="0" w:color="auto"/>
-              <w:right w:val="single" w:sz="4" w:space="0" w:color="auto"/>
-            </w:tcBorders>
-            <w:shd w:val="clear" w:color="000000" w:fill="FFFFFF"/>
-            <w:vAlign w:val="center"/>
-            <w:hideMark/>
-          </w:tcPr>
-          <w:p>
-            <w:pPr>
-              <w:pStyle w:val="Tabela2"/>
-            </w:pPr>
-            <w:r>
-              <w:t>Privado</w:t>
-            </w:r>
-          </w:p>
-        </w:tc>
-      </w:tr>
-      <w:tr>
-        <w:trPr>
-          <w:trHeight w:val="288"/>
-          <w:jc w:val="center"/>
-        </w:trPr>
-        <w:tc>
-          <w:tcPr>
-            <w:tcW w:w="354" w:type="dxa"/>
-            <w:tcBorders>
-              <w:top w:val="nil"/>
-              <w:left w:val="single" w:sz="4" w:space="0" w:color="auto"/>
-              <w:bottom w:val="single" w:sz="4" w:space="0" w:color="auto"/>
-              <w:right w:val="single" w:sz="4" w:space="0" w:color="auto"/>
-            </w:tcBorders>
-            <w:noWrap/>
-            <w:vAlign w:val="center"/>
-            <w:hideMark/>
-          </w:tcPr>
-          <w:p>
-            <w:pPr>
-              <w:pStyle w:val="Tabela2"/>
-              <w:jc w:val="center"/>
-              <w:rPr>
-                <w:b/>
-                <w:bCs/>
-              </w:rPr>
-            </w:pPr>
-            <w:r>
-              <w:rPr>
-                <w:b/>
-                <w:bCs/>
-              </w:rPr>
-              <w:t>8</w:t>
-            </w:r>
-          </w:p>
-        </w:tc>
-        <w:tc>
-          <w:tcPr>
-            <w:tcW w:w="2407" w:type="dxa"/>
-            <w:tcBorders>
-              <w:top w:val="nil"/>
-              <w:left w:val="nil"/>
-              <w:bottom w:val="single" w:sz="4" w:space="0" w:color="auto"/>
-              <w:right w:val="single" w:sz="4" w:space="0" w:color="auto"/>
-            </w:tcBorders>
-            <w:shd w:val="clear" w:color="000000" w:fill="FFFFFF"/>
-            <w:vAlign w:val="center"/>
-            <w:hideMark/>
-          </w:tcPr>
-          <w:p>
-            <w:pPr>
-              <w:pStyle w:val="Tabela2"/>
-            </w:pPr>
-            <w:r>
-              <w:t>Marcos Vieira Prestes</w:t>
-            </w:r>
-          </w:p>
-        </w:tc>
-        <w:tc>
-          <w:tcPr>
-            <w:tcW w:w="6105" w:type="dxa"/>
-            <w:tcBorders>
-              <w:top w:val="nil"/>
-              <w:left w:val="nil"/>
-              <w:bottom w:val="single" w:sz="4" w:space="0" w:color="auto"/>
-              <w:right w:val="single" w:sz="4" w:space="0" w:color="auto"/>
-            </w:tcBorders>
-            <w:shd w:val="clear" w:color="000000" w:fill="FFFFFF"/>
-            <w:vAlign w:val="center"/>
-            <w:hideMark/>
-          </w:tcPr>
-          <w:p>
-            <w:pPr>
-              <w:pStyle w:val="Tabela2"/>
-            </w:pPr>
-            <w:r>
-              <w:t>PMM/ Secretaria Municipal de Obras Públicas (SEMOP)</w:t>
-            </w:r>
-          </w:p>
-        </w:tc>
-        <w:tc>
-          <w:tcPr>
-            <w:tcW w:w="4289" w:type="dxa"/>
-            <w:tcBorders>
-              <w:top w:val="nil"/>
-              <w:left w:val="nil"/>
-              <w:bottom w:val="single" w:sz="4" w:space="0" w:color="auto"/>
-              <w:right w:val="single" w:sz="4" w:space="0" w:color="auto"/>
-            </w:tcBorders>
-            <w:shd w:val="clear" w:color="000000" w:fill="FFFFFF"/>
-            <w:noWrap/>
-            <w:vAlign w:val="center"/>
-            <w:hideMark/>
-          </w:tcPr>
-          <w:p>
-            <w:pPr>
-              <w:pStyle w:val="Tabela2"/>
-            </w:pPr>
-            <w:r>
-              <w:t>Gerente de Infraestrutura</w:t>
-            </w:r>
-          </w:p>
-        </w:tc>
-        <w:tc>
-          <w:tcPr>
-            <w:tcW w:w="1538" w:type="dxa"/>
-            <w:tcBorders>
-              <w:top w:val="nil"/>
-              <w:left w:val="nil"/>
-              <w:bottom w:val="single" w:sz="4" w:space="0" w:color="auto"/>
-              <w:right w:val="single" w:sz="4" w:space="0" w:color="auto"/>
-            </w:tcBorders>
-            <w:shd w:val="clear" w:color="000000" w:fill="FFFFFF"/>
-            <w:vAlign w:val="center"/>
-            <w:hideMark/>
-          </w:tcPr>
-          <w:p>
-            <w:pPr>
-              <w:pStyle w:val="Tabela2"/>
-            </w:pPr>
-            <w:r>
-              <w:t>Público</w:t>
-            </w:r>
-          </w:p>
-        </w:tc>
-      </w:tr>
-      <w:tr>
-        <w:trPr>
-          <w:trHeight w:val="288"/>
-          <w:jc w:val="center"/>
-        </w:trPr>
-        <w:tc>
-          <w:tcPr>
-            <w:tcW w:w="354" w:type="dxa"/>
-            <w:tcBorders>
-              <w:top w:val="nil"/>
-              <w:left w:val="single" w:sz="4" w:space="0" w:color="auto"/>
-              <w:bottom w:val="single" w:sz="4" w:space="0" w:color="auto"/>
-              <w:right w:val="single" w:sz="4" w:space="0" w:color="auto"/>
-            </w:tcBorders>
-            <w:noWrap/>
-            <w:vAlign w:val="center"/>
-            <w:hideMark/>
-          </w:tcPr>
-          <w:p>
-            <w:pPr>
-              <w:pStyle w:val="Tabela2"/>
-              <w:jc w:val="center"/>
-              <w:rPr>
-                <w:b/>
-                <w:bCs/>
-              </w:rPr>
-            </w:pPr>
-            <w:r>
-              <w:rPr>
-                <w:b/>
-                <w:bCs/>
-              </w:rPr>
-              <w:t>9</w:t>
-            </w:r>
-          </w:p>
-        </w:tc>
-        <w:tc>
-          <w:tcPr>
-            <w:tcW w:w="2407" w:type="dxa"/>
-            <w:tcBorders>
-              <w:top w:val="nil"/>
-              <w:left w:val="nil"/>
-              <w:bottom w:val="single" w:sz="4" w:space="0" w:color="auto"/>
-              <w:right w:val="single" w:sz="4" w:space="0" w:color="auto"/>
-            </w:tcBorders>
-            <w:shd w:val="clear" w:color="000000" w:fill="FFFFFF"/>
-            <w:vAlign w:val="center"/>
-            <w:hideMark/>
-          </w:tcPr>
-          <w:p>
-            <w:pPr>
-              <w:pStyle w:val="Tabela2"/>
-            </w:pPr>
-            <w:r>
-              <w:t xml:space="preserve">Miguel </w:t>
-            </w:r>
-            <w:proofErr w:type="spellStart"/>
-            <w:r>
-              <w:t>Fujinami</w:t>
-            </w:r>
-            <w:proofErr w:type="spellEnd"/>
-          </w:p>
-        </w:tc>
-        <w:tc>
-          <w:tcPr>
-            <w:tcW w:w="6105" w:type="dxa"/>
-            <w:tcBorders>
-              <w:top w:val="nil"/>
-              <w:left w:val="nil"/>
-              <w:bottom w:val="single" w:sz="4" w:space="0" w:color="auto"/>
-              <w:right w:val="single" w:sz="4" w:space="0" w:color="auto"/>
-            </w:tcBorders>
-            <w:shd w:val="clear" w:color="000000" w:fill="FFFFFF"/>
-            <w:vAlign w:val="center"/>
-            <w:hideMark/>
-          </w:tcPr>
-          <w:p>
-            <w:pPr>
-              <w:pStyle w:val="Tabela2"/>
-            </w:pPr>
-            <w:r>
-              <w:t>Associação dos Engenheiros e Arquitetos de Maringá (AEAM)</w:t>
-            </w:r>
-          </w:p>
-        </w:tc>
-        <w:tc>
-          <w:tcPr>
-            <w:tcW w:w="4289" w:type="dxa"/>
-            <w:tcBorders>
-              <w:top w:val="nil"/>
-              <w:left w:val="nil"/>
-              <w:bottom w:val="single" w:sz="4" w:space="0" w:color="auto"/>
-              <w:right w:val="single" w:sz="4" w:space="0" w:color="auto"/>
-            </w:tcBorders>
-            <w:shd w:val="clear" w:color="000000" w:fill="FFFFFF"/>
-            <w:noWrap/>
-            <w:vAlign w:val="center"/>
-            <w:hideMark/>
-          </w:tcPr>
-          <w:p>
-            <w:pPr>
-              <w:pStyle w:val="Tabela2"/>
-            </w:pPr>
-            <w:r>
-              <w:t>Presidente</w:t>
-            </w:r>
-          </w:p>
-        </w:tc>
-        <w:tc>
-          <w:tcPr>
-            <w:tcW w:w="1538" w:type="dxa"/>
-            <w:tcBorders>
-              <w:top w:val="nil"/>
-              <w:left w:val="nil"/>
-              <w:bottom w:val="single" w:sz="4" w:space="0" w:color="auto"/>
-              <w:right w:val="single" w:sz="4" w:space="0" w:color="auto"/>
-            </w:tcBorders>
-            <w:shd w:val="clear" w:color="000000" w:fill="FFFFFF"/>
-            <w:vAlign w:val="center"/>
-            <w:hideMark/>
-          </w:tcPr>
-          <w:p>
-            <w:pPr>
-              <w:pStyle w:val="Tabela2"/>
-            </w:pPr>
-            <w:r>
-              <w:t>Sociedade Civil</w:t>
-            </w:r>
-          </w:p>
-        </w:tc>
-      </w:tr>
-      <w:tr>
-        <w:trPr>
-          <w:trHeight w:val="288"/>
-          <w:jc w:val="center"/>
-        </w:trPr>
-        <w:tc>
-          <w:tcPr>
-            <w:tcW w:w="354" w:type="dxa"/>
-            <w:tcBorders>
-              <w:top w:val="nil"/>
-              <w:left w:val="single" w:sz="4" w:space="0" w:color="auto"/>
-              <w:bottom w:val="single" w:sz="4" w:space="0" w:color="auto"/>
-              <w:right w:val="single" w:sz="4" w:space="0" w:color="auto"/>
-            </w:tcBorders>
-            <w:noWrap/>
-            <w:vAlign w:val="center"/>
-            <w:hideMark/>
-          </w:tcPr>
-          <w:p>
-            <w:pPr>
-              <w:pStyle w:val="Tabela2"/>
-              <w:jc w:val="center"/>
-              <w:rPr>
-                <w:b/>
-                <w:bCs/>
-              </w:rPr>
-            </w:pPr>
-            <w:r>
-              <w:rPr>
-                <w:b/>
-                <w:bCs/>
-              </w:rPr>
-              <w:t>10</w:t>
-            </w:r>
-          </w:p>
-        </w:tc>
-        <w:tc>
-          <w:tcPr>
-            <w:tcW w:w="2407" w:type="dxa"/>
-            <w:tcBorders>
-              <w:top w:val="nil"/>
-              <w:left w:val="nil"/>
-              <w:bottom w:val="single" w:sz="4" w:space="0" w:color="auto"/>
-              <w:right w:val="single" w:sz="4" w:space="0" w:color="auto"/>
-            </w:tcBorders>
-            <w:shd w:val="clear" w:color="000000" w:fill="FFFFFF"/>
-            <w:vAlign w:val="center"/>
-            <w:hideMark/>
-          </w:tcPr>
-          <w:p>
-            <w:pPr>
-              <w:pStyle w:val="Tabela2"/>
-            </w:pPr>
-            <w:proofErr w:type="spellStart"/>
-            <w:r>
-              <w:t>Moriel</w:t>
-            </w:r>
-            <w:proofErr w:type="spellEnd"/>
-            <w:r>
-              <w:t xml:space="preserve"> </w:t>
-            </w:r>
-            <w:proofErr w:type="spellStart"/>
-            <w:r>
-              <w:t>Wallison</w:t>
-            </w:r>
-            <w:proofErr w:type="spellEnd"/>
-            <w:r>
-              <w:t xml:space="preserve"> Parisotto</w:t>
-            </w:r>
-          </w:p>
-        </w:tc>
-        <w:tc>
-          <w:tcPr>
-            <w:tcW w:w="6105" w:type="dxa"/>
-            <w:tcBorders>
-              <w:top w:val="nil"/>
-              <w:left w:val="nil"/>
-              <w:bottom w:val="single" w:sz="4" w:space="0" w:color="auto"/>
-              <w:right w:val="single" w:sz="4" w:space="0" w:color="auto"/>
-            </w:tcBorders>
-            <w:shd w:val="clear" w:color="000000" w:fill="FFFFFF"/>
-            <w:vAlign w:val="center"/>
-            <w:hideMark/>
-          </w:tcPr>
-          <w:p>
-            <w:pPr>
-              <w:pStyle w:val="Tabela2"/>
-            </w:pPr>
-            <w:proofErr w:type="spellStart"/>
-            <w:r>
-              <w:t>Transresiduos</w:t>
-            </w:r>
-            <w:proofErr w:type="spellEnd"/>
-            <w:r>
-              <w:t xml:space="preserve"> </w:t>
-            </w:r>
-            <w:proofErr w:type="spellStart"/>
-            <w:r>
-              <w:t>AmbientaL</w:t>
-            </w:r>
-            <w:proofErr w:type="spellEnd"/>
-            <w:r>
-              <w:t xml:space="preserve"> S/A. </w:t>
-            </w:r>
-          </w:p>
-        </w:tc>
-        <w:tc>
-          <w:tcPr>
-            <w:tcW w:w="4289" w:type="dxa"/>
-            <w:tcBorders>
-              <w:top w:val="nil"/>
-              <w:left w:val="nil"/>
-              <w:bottom w:val="single" w:sz="4" w:space="0" w:color="auto"/>
-              <w:right w:val="single" w:sz="4" w:space="0" w:color="auto"/>
-            </w:tcBorders>
-            <w:shd w:val="clear" w:color="000000" w:fill="FFFFFF"/>
-            <w:noWrap/>
-            <w:vAlign w:val="center"/>
-            <w:hideMark/>
-          </w:tcPr>
-          <w:p>
-            <w:pPr>
-              <w:pStyle w:val="Tabela2"/>
-            </w:pPr>
-            <w:r>
-              <w:t>Representante</w:t>
-            </w:r>
-          </w:p>
-        </w:tc>
-        <w:tc>
-          <w:tcPr>
-            <w:tcW w:w="1538" w:type="dxa"/>
-            <w:tcBorders>
-              <w:top w:val="nil"/>
-              <w:left w:val="nil"/>
-              <w:bottom w:val="single" w:sz="4" w:space="0" w:color="auto"/>
-              <w:right w:val="single" w:sz="4" w:space="0" w:color="auto"/>
-            </w:tcBorders>
-            <w:shd w:val="clear" w:color="000000" w:fill="FFFFFF"/>
-            <w:vAlign w:val="center"/>
-            <w:hideMark/>
-          </w:tcPr>
-          <w:p>
-            <w:pPr>
-              <w:pStyle w:val="Tabela2"/>
-            </w:pPr>
-            <w:r>
-              <w:t>Privado</w:t>
-            </w:r>
-          </w:p>
-        </w:tc>
-      </w:tr>
-      <w:tr>
-        <w:trPr>
-          <w:trHeight w:val="288"/>
-          <w:jc w:val="center"/>
-        </w:trPr>
-        <w:tc>
-          <w:tcPr>
-            <w:tcW w:w="354" w:type="dxa"/>
-            <w:tcBorders>
-              <w:top w:val="nil"/>
-              <w:left w:val="single" w:sz="4" w:space="0" w:color="auto"/>
-              <w:bottom w:val="single" w:sz="4" w:space="0" w:color="auto"/>
-              <w:right w:val="single" w:sz="4" w:space="0" w:color="auto"/>
-            </w:tcBorders>
-            <w:noWrap/>
-            <w:vAlign w:val="center"/>
-            <w:hideMark/>
-          </w:tcPr>
-          <w:p>
-            <w:pPr>
-              <w:pStyle w:val="Tabela2"/>
-              <w:jc w:val="center"/>
-              <w:rPr>
-                <w:b/>
-                <w:bCs/>
-              </w:rPr>
-            </w:pPr>
-            <w:r>
-              <w:rPr>
-                <w:b/>
-                <w:bCs/>
-              </w:rPr>
-              <w:t>11</w:t>
-            </w:r>
-          </w:p>
-        </w:tc>
-        <w:tc>
-          <w:tcPr>
-            <w:tcW w:w="2407" w:type="dxa"/>
-            <w:tcBorders>
-              <w:top w:val="nil"/>
-              <w:left w:val="nil"/>
-              <w:bottom w:val="single" w:sz="4" w:space="0" w:color="auto"/>
-              <w:right w:val="single" w:sz="4" w:space="0" w:color="auto"/>
-            </w:tcBorders>
-            <w:shd w:val="clear" w:color="000000" w:fill="FFFFFF"/>
-            <w:vAlign w:val="center"/>
-            <w:hideMark/>
-          </w:tcPr>
-          <w:p>
-            <w:pPr>
-              <w:pStyle w:val="Tabela2"/>
-            </w:pPr>
-            <w:proofErr w:type="spellStart"/>
-            <w:r>
-              <w:t>Patricia</w:t>
-            </w:r>
-            <w:proofErr w:type="spellEnd"/>
-            <w:r>
-              <w:t xml:space="preserve"> Cruz</w:t>
-            </w:r>
-          </w:p>
-        </w:tc>
-        <w:tc>
-          <w:tcPr>
-            <w:tcW w:w="6105" w:type="dxa"/>
-            <w:tcBorders>
-              <w:top w:val="nil"/>
-              <w:left w:val="nil"/>
-              <w:bottom w:val="single" w:sz="4" w:space="0" w:color="auto"/>
-              <w:right w:val="single" w:sz="4" w:space="0" w:color="auto"/>
-            </w:tcBorders>
-            <w:shd w:val="clear" w:color="000000" w:fill="FFFFFF"/>
-            <w:vAlign w:val="center"/>
-            <w:hideMark/>
-          </w:tcPr>
-          <w:p>
-            <w:pPr>
-              <w:pStyle w:val="Tabela2"/>
-            </w:pPr>
-            <w:r>
-              <w:t>Sistema de Cooperativas de Crédito do Brasil (Sicoob)</w:t>
-            </w:r>
-          </w:p>
-        </w:tc>
-        <w:tc>
-          <w:tcPr>
-            <w:tcW w:w="4289" w:type="dxa"/>
-            <w:tcBorders>
-              <w:top w:val="nil"/>
-              <w:left w:val="nil"/>
-              <w:bottom w:val="single" w:sz="4" w:space="0" w:color="auto"/>
-              <w:right w:val="single" w:sz="4" w:space="0" w:color="auto"/>
-            </w:tcBorders>
-            <w:shd w:val="clear" w:color="000000" w:fill="FFFFFF"/>
-            <w:noWrap/>
-            <w:vAlign w:val="center"/>
-            <w:hideMark/>
-          </w:tcPr>
-          <w:p>
-            <w:pPr>
-              <w:pStyle w:val="Tabela2"/>
-            </w:pPr>
-            <w:r>
-              <w:t>Supervisora administrativa</w:t>
-            </w:r>
-          </w:p>
-        </w:tc>
-        <w:tc>
-          <w:tcPr>
-            <w:tcW w:w="1538" w:type="dxa"/>
-            <w:tcBorders>
-              <w:top w:val="nil"/>
-              <w:left w:val="nil"/>
-              <w:bottom w:val="single" w:sz="4" w:space="0" w:color="auto"/>
-              <w:right w:val="single" w:sz="4" w:space="0" w:color="auto"/>
-            </w:tcBorders>
-            <w:shd w:val="clear" w:color="000000" w:fill="FFFFFF"/>
-            <w:vAlign w:val="center"/>
-            <w:hideMark/>
-          </w:tcPr>
-          <w:p>
-            <w:pPr>
-              <w:pStyle w:val="Tabela2"/>
-            </w:pPr>
-            <w:r>
-              <w:t>Privado</w:t>
-            </w:r>
-          </w:p>
-        </w:tc>
-      </w:tr>
-      <w:tr>
-        <w:trPr>
-          <w:trHeight w:val="288"/>
-          <w:jc w:val="center"/>
-        </w:trPr>
-        <w:tc>
-          <w:tcPr>
-            <w:tcW w:w="354" w:type="dxa"/>
-            <w:tcBorders>
-              <w:top w:val="nil"/>
-              <w:left w:val="single" w:sz="4" w:space="0" w:color="auto"/>
-              <w:bottom w:val="single" w:sz="4" w:space="0" w:color="auto"/>
-              <w:right w:val="single" w:sz="4" w:space="0" w:color="auto"/>
-            </w:tcBorders>
-            <w:noWrap/>
-            <w:vAlign w:val="center"/>
-            <w:hideMark/>
-          </w:tcPr>
-          <w:p>
-            <w:pPr>
-              <w:pStyle w:val="Tabela2"/>
-              <w:jc w:val="center"/>
-              <w:rPr>
-                <w:b/>
-                <w:bCs/>
-              </w:rPr>
-            </w:pPr>
-            <w:r>
-              <w:rPr>
-                <w:b/>
-                <w:bCs/>
-              </w:rPr>
-              <w:t>12</w:t>
-            </w:r>
-          </w:p>
-        </w:tc>
-        <w:tc>
-          <w:tcPr>
-            <w:tcW w:w="2407" w:type="dxa"/>
-            <w:tcBorders>
-              <w:top w:val="nil"/>
-              <w:left w:val="nil"/>
-              <w:bottom w:val="single" w:sz="4" w:space="0" w:color="auto"/>
-              <w:right w:val="single" w:sz="4" w:space="0" w:color="auto"/>
-            </w:tcBorders>
-            <w:shd w:val="clear" w:color="000000" w:fill="FFFFFF"/>
-            <w:vAlign w:val="center"/>
-            <w:hideMark/>
-          </w:tcPr>
-          <w:p>
-            <w:pPr>
-              <w:pStyle w:val="Tabela2"/>
-            </w:pPr>
-            <w:r>
-              <w:t>Rodrigo Camilo</w:t>
-            </w:r>
-          </w:p>
-        </w:tc>
-        <w:tc>
-          <w:tcPr>
-            <w:tcW w:w="6105" w:type="dxa"/>
-            <w:tcBorders>
-              <w:top w:val="nil"/>
-              <w:left w:val="nil"/>
-              <w:bottom w:val="single" w:sz="4" w:space="0" w:color="auto"/>
-              <w:right w:val="single" w:sz="4" w:space="0" w:color="auto"/>
-            </w:tcBorders>
-            <w:shd w:val="clear" w:color="000000" w:fill="FFFFFF"/>
-            <w:vAlign w:val="center"/>
-            <w:hideMark/>
-          </w:tcPr>
-          <w:p>
-            <w:pPr>
-              <w:pStyle w:val="Tabela2"/>
-            </w:pPr>
-            <w:r>
-              <w:t>Universidade Estadual de Maringá (UEM)</w:t>
-            </w:r>
-          </w:p>
-        </w:tc>
-        <w:tc>
-          <w:tcPr>
-            <w:tcW w:w="4289" w:type="dxa"/>
-            <w:tcBorders>
-              <w:top w:val="nil"/>
-              <w:left w:val="nil"/>
-              <w:bottom w:val="single" w:sz="4" w:space="0" w:color="auto"/>
-              <w:right w:val="single" w:sz="4" w:space="0" w:color="auto"/>
-            </w:tcBorders>
-            <w:shd w:val="clear" w:color="000000" w:fill="FFFFFF"/>
-            <w:noWrap/>
-            <w:vAlign w:val="center"/>
-            <w:hideMark/>
-          </w:tcPr>
-          <w:p>
-            <w:pPr>
-              <w:pStyle w:val="Tabela2"/>
-            </w:pPr>
-            <w:r>
-              <w:t>Professor</w:t>
-            </w:r>
-          </w:p>
-        </w:tc>
-        <w:tc>
-          <w:tcPr>
-            <w:tcW w:w="1538" w:type="dxa"/>
-            <w:tcBorders>
-              <w:top w:val="nil"/>
-              <w:left w:val="nil"/>
-              <w:bottom w:val="single" w:sz="4" w:space="0" w:color="auto"/>
-              <w:right w:val="single" w:sz="4" w:space="0" w:color="auto"/>
-            </w:tcBorders>
-            <w:shd w:val="clear" w:color="000000" w:fill="FFFFFF"/>
-            <w:vAlign w:val="center"/>
-            <w:hideMark/>
-          </w:tcPr>
-          <w:p>
-            <w:pPr>
-              <w:pStyle w:val="Tabela2"/>
-            </w:pPr>
-            <w:r>
-              <w:t>Academia</w:t>
-            </w:r>
-          </w:p>
-        </w:tc>
-      </w:tr>
-      <w:tr>
-        <w:trPr>
-          <w:trHeight w:val="288"/>
-          <w:jc w:val="center"/>
-        </w:trPr>
-        <w:tc>
-          <w:tcPr>
-            <w:tcW w:w="354" w:type="dxa"/>
-            <w:tcBorders>
-              <w:top w:val="nil"/>
-              <w:left w:val="single" w:sz="4" w:space="0" w:color="auto"/>
-              <w:bottom w:val="single" w:sz="4" w:space="0" w:color="auto"/>
-              <w:right w:val="single" w:sz="4" w:space="0" w:color="auto"/>
-            </w:tcBorders>
-            <w:noWrap/>
-            <w:vAlign w:val="center"/>
-            <w:hideMark/>
-          </w:tcPr>
-          <w:p>
-            <w:pPr>
-              <w:pStyle w:val="Tabela2"/>
-              <w:jc w:val="center"/>
-              <w:rPr>
-                <w:b/>
-                <w:bCs/>
-              </w:rPr>
-            </w:pPr>
-            <w:r>
-              <w:rPr>
-                <w:b/>
-                <w:bCs/>
-              </w:rPr>
-              <w:t>13</w:t>
-            </w:r>
-          </w:p>
-        </w:tc>
-        <w:tc>
-          <w:tcPr>
-            <w:tcW w:w="2407" w:type="dxa"/>
-            <w:tcBorders>
-              <w:top w:val="nil"/>
-              <w:left w:val="nil"/>
-              <w:bottom w:val="single" w:sz="4" w:space="0" w:color="auto"/>
-              <w:right w:val="single" w:sz="4" w:space="0" w:color="auto"/>
-            </w:tcBorders>
-            <w:shd w:val="clear" w:color="000000" w:fill="FFFFFF"/>
-            <w:vAlign w:val="center"/>
-            <w:hideMark/>
-          </w:tcPr>
-          <w:p>
-            <w:pPr>
-              <w:pStyle w:val="Tabela2"/>
-            </w:pPr>
-            <w:r>
-              <w:t>Rosane Scapin</w:t>
-            </w:r>
-          </w:p>
-        </w:tc>
-        <w:tc>
-          <w:tcPr>
-            <w:tcW w:w="6105" w:type="dxa"/>
-            <w:tcBorders>
-              <w:top w:val="nil"/>
-              <w:left w:val="nil"/>
-              <w:bottom w:val="single" w:sz="4" w:space="0" w:color="auto"/>
-              <w:right w:val="single" w:sz="4" w:space="0" w:color="auto"/>
-            </w:tcBorders>
-            <w:shd w:val="clear" w:color="000000" w:fill="FFFFFF"/>
-            <w:vAlign w:val="center"/>
-            <w:hideMark/>
-          </w:tcPr>
-          <w:p>
-            <w:pPr>
-              <w:pStyle w:val="Tabela2"/>
-            </w:pPr>
-            <w:r>
-              <w:t>Conselho Regional de Engenharia e Agronomia do Paraná (CREA PR)</w:t>
-            </w:r>
-          </w:p>
-        </w:tc>
-        <w:tc>
-          <w:tcPr>
-            <w:tcW w:w="4289" w:type="dxa"/>
-            <w:tcBorders>
-              <w:top w:val="nil"/>
-              <w:left w:val="nil"/>
-              <w:bottom w:val="single" w:sz="4" w:space="0" w:color="auto"/>
-              <w:right w:val="single" w:sz="4" w:space="0" w:color="auto"/>
-            </w:tcBorders>
-            <w:shd w:val="clear" w:color="000000" w:fill="FFFFFF"/>
-            <w:noWrap/>
-            <w:vAlign w:val="center"/>
-            <w:hideMark/>
-          </w:tcPr>
-          <w:p>
-            <w:pPr>
-              <w:pStyle w:val="Tabela2"/>
-            </w:pPr>
-            <w:r>
-              <w:t>Gerente Regional</w:t>
-            </w:r>
-          </w:p>
-        </w:tc>
-        <w:tc>
-          <w:tcPr>
-            <w:tcW w:w="1538" w:type="dxa"/>
-            <w:tcBorders>
-              <w:top w:val="nil"/>
-              <w:left w:val="nil"/>
-              <w:bottom w:val="single" w:sz="4" w:space="0" w:color="auto"/>
-              <w:right w:val="single" w:sz="4" w:space="0" w:color="auto"/>
-            </w:tcBorders>
-            <w:shd w:val="clear" w:color="000000" w:fill="FFFFFF"/>
-            <w:vAlign w:val="center"/>
-            <w:hideMark/>
-          </w:tcPr>
-          <w:p>
-            <w:pPr>
-              <w:pStyle w:val="Tabela2"/>
-            </w:pPr>
-            <w:r>
-              <w:t>Sociedade Civil</w:t>
-            </w:r>
-          </w:p>
-        </w:tc>
-      </w:tr>
-    </w:tbl>
-    <w:p/>
-    <w:p>
-      <w:pPr>
-        <w:pStyle w:val="Tabela"/>
-      </w:pPr>
-      <w:r>
-        <w:t xml:space="preserve">Tabela </w:t>
-      </w:r>
-      <w:r>
-        <w:t>0</w:t>
-      </w:r>
-      <w:r>
-        <w:t xml:space="preserve">4. Lista de pessoas que se ofereceram para </w:t>
-      </w:r>
-      <w:r>
-        <w:t>responder o questionário</w:t>
+        <w:t xml:space="preserve">Tabela 03. Lista de pessoas que se ofereceram para responder o questionário</w:t>
       </w:r>
     </w:p>
     <w:tbl>
@@ -11895,10 +9896,7 @@
         <w:t xml:space="preserve">Termo de Consentimento e Autorização para Gravação de Áudio e Vídeo </w:t>
       </w:r>
       <w:r>
-        <w:t>(Anexo 02): assinado por todos os entrevistados. Esclarece os objetivos da pesquisa, as con</w:t>
-      </w:r>
-      <w:r>
-        <w:t>dições de participação, o uso e o armazenamento dos dados, além dos direitos dos participantes, em conformidade com a proteção de dados pessoais.</w:t>
+        <w:t xml:space="preserve">(Anexo 01): assinado por todos os entrevistados. Esclarece os objetivos da pesquisa, as condições de participação, o uso e o armazenamento dos dados, além dos direitos dos participantes, em conformidade com a proteção de dados pessoais.</w:t>
       </w:r>
     </w:p>
     <w:p>
@@ -11916,10 +9914,7 @@
         <w:t xml:space="preserve">Protocolo de Registro/Matriz de Controle de Entrevistas Semiestruturadas </w:t>
       </w:r>
       <w:r>
-        <w:t>(Anexo 03): utilizado pela consultoria para documentar e rastrear todas as informações</w:t>
-      </w:r>
-      <w:r>
-        <w:t xml:space="preserve"> obtidas durante as entrevistas, garantindo a organização e a rastreabilidade dos dados produzidos</w:t>
+        <w:t xml:space="preserve">(Anexo 02): utilizado pela consultoria para documentar e rastrear todas as informações obtidas durante as entrevistas, garantindo a organização e a rastreabilidade dos dados produzidos</w:t>
       </w:r>
       <w:r>
         <w:rPr>
@@ -15072,95 +13067,14 @@
     </w:p>
     <w:p>
       <w:r>
-        <w:t>O</w:t>
-      </w:r>
-      <w:r>
-        <w:t>s</w:t>
-      </w:r>
-      <w:r>
-        <w:t xml:space="preserve"> termo</w:t>
-      </w:r>
-      <w:r>
-        <w:t>s</w:t>
-      </w:r>
-      <w:r>
-        <w:t xml:space="preserve"> de consentimento </w:t>
-      </w:r>
-      <w:r>
-        <w:t>foram</w:t>
-      </w:r>
-      <w:r>
-        <w:t xml:space="preserve"> assinado</w:t>
-      </w:r>
-      <w:r>
-        <w:t>s</w:t>
-      </w:r>
-      <w:r>
-        <w:t xml:space="preserve"> antes da gravação, e os dados armazenados em ambiente seguro, com prazo de retenção definido e descarte adequado após o término do projeto.</w:t>
-      </w:r>
-      <w:r>
-        <w:t xml:space="preserve"> </w:t>
-      </w:r>
-      <w:r>
-        <w:t xml:space="preserve">Todas as </w:t>
-      </w:r>
-      <w:r>
-        <w:t>entrevistas foram</w:t>
-      </w:r>
-      <w:r>
-        <w:t xml:space="preserve"> registradas na Matriz de Controle de Entrevistas Semiestruturadas (Anexo 03), com campos </w:t>
-      </w:r>
-      <w:r>
-        <w:t xml:space="preserve">para </w:t>
-      </w:r>
-      <w:r>
-        <w:t xml:space="preserve">identificação e </w:t>
-      </w:r>
-      <w:r>
-        <w:t xml:space="preserve">grupo do entrevistado, </w:t>
-      </w:r>
-      <w:r>
-        <w:t xml:space="preserve">data e </w:t>
+        <w:t xml:space="preserve">Os termos de consentimento foram assinados antes da gravação, e os dados armazenados em ambiente seguro, com prazo de retenção definido e descarte adequado após o término do projeto. Todas as entrevistas foram registradas na Matriz de Controle de Entrevistas Semiestruturadas (Anexo 02), com campos para identificação e grupo do entrevistado, data e </w:t>
       </w:r>
       <w:r>
         <w:lastRenderedPageBreak/>
         <w:t xml:space="preserve">duração, </w:t>
       </w:r>
       <w:r>
-        <w:t xml:space="preserve">assinatura do </w:t>
-      </w:r>
-      <w:r>
-        <w:t>TCLE</w:t>
-      </w:r>
-      <w:r>
-        <w:t>, gravação de v</w:t>
-      </w:r>
-      <w:r>
-        <w:t xml:space="preserve">ídeo </w:t>
-      </w:r>
-      <w:r>
-        <w:t>e</w:t>
-      </w:r>
-      <w:r>
-        <w:t xml:space="preserve"> </w:t>
-      </w:r>
-      <w:r>
-        <w:t>á</w:t>
-      </w:r>
-      <w:r>
-        <w:t>udio</w:t>
-      </w:r>
-      <w:r>
-        <w:t>, e conclusão da t</w:t>
-      </w:r>
-      <w:r>
-        <w:t xml:space="preserve">ranscrição </w:t>
-      </w:r>
-      <w:r>
-        <w:t>e anonimização</w:t>
-      </w:r>
-      <w:r>
-        <w:t xml:space="preserve">. </w:t>
+        <w:t xml:space="preserve">assinatura do TCLE, gravação de vídeo e áudio, e conclusão da transcrição e anonimização. </w:t>
       </w:r>
     </w:p>
     <w:p>
@@ -16290,7 +14204,7 @@
     </w:p>
     <w:p>
       <w:r>
-        <w:t>A unidade de registro adotada não é a entrevista nem a resposta, mas a evidência. Como resultado, 47 dimensões já apresentam evidências oriundas de mais de uma sessão — situação em que a triangulação se aplica —, enquanto 53 registros foram sinalizados como divergência e preservados, em vez de resolvidos por predominância de fonte.</w:t>
+        <w:t xml:space="preserve">A unidade de registro adotada não é a entrevista nem a resposta, mas a evidência. Como resultado, 47 dimensões já apresentam evidências oriundas de mais de uma sessão — situação em que a triangulação se aplica —, enquanto 50 registros foram sinalizados como divergência e preservados, em vez de resolvidos por predominância de fonte.</w:t>
       </w:r>
     </w:p>
     <w:p>
@@ -19163,19 +17077,93 @@
         <w:pStyle w:val="Ttulo3"/>
       </w:pPr>
       <w:r>
-        <w:t>4.5. Sobreposição com o contrato do Município com instituição científica e tecnológica externa</w:t>
+        <w:t xml:space="preserve">4.5. O que a evidência oral não decide</w:t>
       </w:r>
     </w:p>
     <w:p>
       <w:pPr/>
       <w:r>
-        <w:t>O corpus registra, por fonte do próprio poder público, a existência de contrato do Município com instituição científica e tecnológica externa para diagnóstico de vulnerabilidades, cruzamento de dados e elaboração de plano de enfrentamento às mudanças climáticas, além de contratações próprias para mapeamento da rede de drenagem e aquisição de estações meteorológicas. Há sobreposição de escopo entre esses produtos e os desta consultoria, particularmente nas dimensões de dados, monitoramento e estratégia climática.</w:t>
+        <w:t xml:space="preserve">Quatro dimensões seguem sem fonte oral, e outras se sustentam em evidência de baixa confiança porque o participante remeteu a matéria a outro órgão. Nenhuma delas será suprida por nova rodada de entrevistas: são matéria de verificação documental — PPA, LDO, LOA, quadro de detalhamento da despesa, relatórios de execução orçamentária e a legislação municipal consolidada, todos já reunidos no acervo do projeto. Essa verificação constitui a Matriz de Evidência Documental e integra a etapa seguinte.</w:t>
+      </w:r>
+    </w:p>
+    <w:p>
+      <w:pPr>
+        <w:pStyle w:val="Ttulo1"/>
+      </w:pPr>
+      <w:r>
+        <w:t>CONSIDERAÇÕES FINAIS</w:t>
       </w:r>
     </w:p>
     <w:p>
       <w:pPr/>
       <w:r>
-        <w:t>Registrar essa sobreposição é responsabilidade deste relatório parcial; resolvê-la não é. Recomenda-se que, antes da consolidação do Roadmap, seja feito o mapeamento comparado dos produtos contratados nas duas frentes, de modo que o Plano de Ação incorpore o que já está sendo produzido em vez de duplicá-lo — e que identifique, por diferença, o que nenhuma das duas frentes cobre.</w:t>
+        <w:t>O Produto 04 cumpre o que lhe cabe no Plano de Trabalho: sistematiza as consultas realizadas, organiza as evidências segundo as dimensões da metodologia adotada e as torna rastreáveis até o trecho de fala que as sustenta. A unidade de registro adotada — a evidência, e não a entrevista nem a resposta — é o que permite que o diagnóstico resista à leitura de quem não participou do campo: cada afirmação deste relatório pode ser reconduzida a um trecho datado, anonimizado e classificado.</w:t>
+      </w:r>
+    </w:p>
+    <w:p>
+      <w:pPr/>
+      <w:r>
+        <w:t>Três decisões metodológicas merecem registro explícito, porque condicionam a leitura de tudo o que foi apresentado. A primeira: a ausência de evidência foi tratada como resultado, não como falha de coleta — uma dimensão de prioridade Muito alta que atravessa o corpus sem evidência é achado do diagnóstico. A segunda: a avaliação distingue sistematicamente existir de funcionar, e é essa distinção que revela o padrão dominante em Maringá, o de instrumentos formalizados que não atravessam até a efetividade. A terceira: as divergências entre fontes foram preservadas, nunca resolvidas por predominância de setor — elas são o insumo da etapa de validação participativa.</w:t>
+      </w:r>
+    </w:p>
+    <w:p>
+      <w:pPr/>
+      <w:r>
+        <w:t>O que este relatório estabelece, em síntese, é que a restrição ao financiamento climático urbano de Maringá não está na disponibilidade de recursos nem na ausência de vontade política, e sim na capacidade institucional de converter intenção em projeto demonstrável — capacidade que depende, por sua vez, de rastreabilidade orçamentária, de base de dados integrada e de coordenação que sobreviva à transição de gestão. É sobre essas três frentes que o Plano de Ação precisará operar.</w:t>
+      </w:r>
+    </w:p>
+    <w:p>
+      <w:pPr>
+        <w:pStyle w:val="Ttulo1"/>
+      </w:pPr>
+      <w:r>
+        <w:t>ANEXOS</w:t>
+      </w:r>
+    </w:p>
+    <w:p>
+      <w:pPr/>
+      <w:r>
+        <w:t>Integram este produto os seguintes anexos:</w:t>
+      </w:r>
+    </w:p>
+    <w:p>
+      <w:pPr>
+        <w:pStyle w:val="PargrafodaLista"/>
+      </w:pPr>
+      <w:r>
+        <w:t xml:space="preserve">Anexo 01 — Termo de Consentimento e Autorização para Gravação de Áudio e Vídeo, modelo e vias assinadas.</w:t>
+      </w:r>
+    </w:p>
+    <w:p>
+      <w:pPr>
+        <w:pStyle w:val="PargrafodaLista"/>
+      </w:pPr>
+      <w:r>
+        <w:t xml:space="preserve">Anexo 02 — Matriz de Controle de Entrevistas Semiestruturadas, com o registro de controle das 17 sessões realizadas.</w:t>
+      </w:r>
+    </w:p>
+    <w:p>
+      <w:pPr>
+        <w:pStyle w:val="PargrafodaLista"/>
+      </w:pPr>
+      <w:r>
+        <w:t xml:space="preserve">Anexo 03 — Transcrições Anonimizadas das Sessões de Entrevista (nove sessões).</w:t>
+      </w:r>
+    </w:p>
+    <w:p>
+      <w:pPr>
+        <w:pStyle w:val="PargrafodaLista"/>
+      </w:pPr>
+      <w:r>
+        <w:t xml:space="preserve">Anexo 04 — Quadro de Dimensões da Metodologia CCFLA/CEPAL Adaptada para Maringá: cobertura de evidência alcançada por dimensão e sessões.</w:t>
+      </w:r>
+    </w:p>
+    <w:p>
+      <w:pPr>
+        <w:pStyle w:val="PargrafodaLista"/>
+      </w:pPr>
+      <w:r>
+        <w:t xml:space="preserve">Anexo 05 — Codificação dos Resultados das Entrevistas</w:t>
       </w:r>
     </w:p>
     <w:p>
@@ -19183,127 +17171,19 @@
         <w:pStyle w:val="Ttulo3"/>
       </w:pPr>
       <w:r>
-        <w:t>4.6. O que a evidência oral não decide</w:t>
+        <w:t xml:space="preserve">Nota sobre a anonimização das transcrições (Anexo 03)</w:t>
       </w:r>
     </w:p>
     <w:p>
       <w:pPr/>
       <w:r>
-        <w:t>Quatro dimensões seguem sem fonte oral, e outras se sustentam em evidência de baixa confiança porque o participante remeteu a outro órgão ou porque a formulação partiu do entrevistador e foi apenas confirmada. Nenhuma delas será suprida por nova rodada de entrevistas: são matéria de verificação documental — PPA, LDO, LOA, quadro de detalhamento da despesa, relatórios de execução orçamentária e a legislação municipal consolidada, todos já reunidos no acervo do projeto. Essa verificação constitui a Matriz de Evidência Documental e integra a etapa seguinte.</w:t>
+        <w:t xml:space="preserve">As transcrições que integram o Anexo 03 foram submetidas a processo sistemático de anonimização antes de sua incorporação a este produto. Nomes de participantes, entrevistadores e terceiros mencionados foram substituídos pelos rótulos [participante n], [entrevistador n] e [nome]; endereços de correio eletrônico, números de telefone, identificadores fiscais e links de acesso foram suprimidos integralmente. Órgãos públicos, leis, instrumentos de política e contratos publicados permanecem citados nominalmente, por constituírem informação de caráter público cuja supressão comprometeria a inteligibilidade do material sem acréscimo de proteção.</w:t>
       </w:r>
     </w:p>
     <w:p>
       <w:pPr/>
       <w:r>
-        <w:t>Do mesmo modo, as sessões complementares aventadas durante o campo — planejamento urbano, fazenda e procuradoria — cobririam a maior parte do vazio remanescente no eixo de finanças. A decisão sobre realizá-las permanece com a coordenação do projeto e está registrada aqui como pendência, não como lacuna metodológica.</w:t>
-      </w:r>
-    </w:p>
-    <w:p>
-      <w:pPr>
-        <w:pStyle w:val="Ttulo1"/>
-      </w:pPr>
-      <w:r>
-        <w:t>CONSIDERAÇÕES FINAIS</w:t>
-      </w:r>
-    </w:p>
-    <w:p>
-      <w:pPr/>
-      <w:r>
-        <w:t>O Produto 04 cumpre o que lhe cabe no Plano de Trabalho: sistematiza as consultas realizadas, organiza as evidências segundo as dimensões da metodologia adotada e as torna rastreáveis até o trecho de fala que as sustenta. A unidade de registro adotada — a evidência, e não a entrevista nem a resposta — é o que permite que o diagnóstico resista à leitura de quem não participou do campo: cada afirmação deste relatório pode ser reconduzida a um trecho datado, anonimizado e classificado.</w:t>
-      </w:r>
-    </w:p>
-    <w:p>
-      <w:pPr/>
-      <w:r>
-        <w:t>Três decisões metodológicas merecem registro explícito, porque condicionam a leitura de tudo o que foi apresentado. A primeira: a ausência de evidência foi tratada como resultado, não como falha de coleta — uma dimensão de prioridade Muito alta que atravessa o corpus sem evidência é achado do diagnóstico. A segunda: a avaliação distingue sistematicamente existir de funcionar, e é essa distinção que revela o padrão dominante em Maringá, o de instrumentos formalizados que não atravessam até a efetividade. A terceira: as divergências entre fontes foram preservadas, nunca resolvidas por predominância de setor — elas são o insumo da etapa de validação participativa.</w:t>
-      </w:r>
-    </w:p>
-    <w:p>
-      <w:pPr/>
-      <w:r>
-        <w:t>O que este relatório estabelece, em síntese, é que a restrição ao financiamento climático urbano de Maringá não está na disponibilidade de recursos nem na ausência de vontade política, e sim na capacidade institucional de converter intenção em projeto demonstrável — capacidade que depende, por sua vez, de rastreabilidade orçamentária, de base de dados integrada e de coordenação que sobreviva à transição de gestão. É sobre essas três frentes que o Plano de Ação precisará operar.</w:t>
-      </w:r>
-    </w:p>
-    <w:p>
-      <w:pPr>
-        <w:pStyle w:val="Ttulo1"/>
-      </w:pPr>
-      <w:r>
-        <w:t>ANEXOS</w:t>
-      </w:r>
-    </w:p>
-    <w:p>
-      <w:pPr/>
-      <w:r>
-        <w:t>Integram este produto os seguintes anexos:</w:t>
-      </w:r>
-    </w:p>
-    <w:p>
-      <w:pPr>
-        <w:pStyle w:val="PargrafodaLista"/>
-      </w:pPr>
-      <w:r>
-        <w:t>Anexo 01 — Instrumentais de entrevista semiestruturada por grupo de atores-chave (poder público, setor privado, academia e sociedade civil) e roteiro único aplicado.</w:t>
-      </w:r>
-    </w:p>
-    <w:p>
-      <w:pPr>
-        <w:pStyle w:val="PargrafodaLista"/>
-      </w:pPr>
-      <w:r>
-        <w:t>Anexo 02 — Termo de Consentimento e Autorização para Gravação de Áudio e Vídeo, modelo e vias assinadas.</w:t>
-      </w:r>
-    </w:p>
-    <w:p>
-      <w:pPr>
-        <w:pStyle w:val="PargrafodaLista"/>
-      </w:pPr>
-      <w:r>
-        <w:t>Anexo 03 — Protocolo de Registro e Matriz de Controle de Entrevistas Semiestruturadas.</w:t>
-      </w:r>
-    </w:p>
-    <w:p>
-      <w:pPr>
-        <w:pStyle w:val="PargrafodaLista"/>
-      </w:pPr>
-      <w:r>
-        <w:t>Anexo 04 — Quadro de dimensões da metodologia CCFLA/CEPAL priorizadas para Maringá, com a cobertura de evidência alcançada por dimensão.</w:t>
-      </w:r>
-    </w:p>
-    <w:p>
-      <w:pPr>
-        <w:pStyle w:val="PargrafodaLista"/>
-      </w:pPr>
-      <w:r>
-        <w:t>Anexo 05 — Transcrições anonimizadas das 17 sessões de entrevista.</w:t>
-      </w:r>
-    </w:p>
-    <w:p>
-      <w:pPr>
-        <w:pStyle w:val="PargrafodaLista"/>
-      </w:pPr>
-      <w:r>
-        <w:t>Anexo 06 — Painel público de acompanhamento do corpus, com o retrato das evidências por eixo, dimensão e setor.</w:t>
-      </w:r>
-    </w:p>
-    <w:p>
-      <w:pPr>
-        <w:pStyle w:val="Ttulo3"/>
-      </w:pPr>
-      <w:r>
-        <w:t>Nota sobre a anonimização das transcrições (Anexo 05)</w:t>
-      </w:r>
-    </w:p>
-    <w:p>
-      <w:pPr/>
-      <w:r>
-        <w:t>As transcrições que integram o Anexo 05 foram submetidas a processo sistemático de anonimização antes de sua incorporação a este produto. Nomes de participantes, entrevistadores e terceiros mencionados foram substituídos pelos rótulos [participante n], [entrevistador n] e [nome]; endereços de correio eletrônico, números de telefone, identificadores fiscais e links de acesso foram suprimidos integralmente. Órgãos públicos, leis, instrumentos de política e contratos publicados permanecem citados nominalmente, por constituírem informação de caráter público cuja supressão comprometeria a inteligibilidade do material sem acréscimo de proteção.</w:t>
-      </w:r>
-    </w:p>
-    <w:p>
-      <w:pPr/>
-      <w:r>
-        <w:t>Em três sessões, a anonimização por substituição de nomes não é suficiente: o cargo ocupado pelo participante, por si só, o identifica. Nesses casos foram adicionalmente suprimidos os trechos autoidentificadores — menção a cargo em entidade nominal, vínculo familiar, posicionamento eleitoral declarado e referência direta à função exercida —, com cada supressão marcada no texto por reticências entre parênteses e registrada em relação de cortes anexa. Subsiste, ainda assim, risco residual de reidentificação por parte de leitor que conheça a estrutura institucional do Município. Esse risco é assumido e está registrado sessão por sessão desde o início da codificação; ele não decorre de falha do procedimento, mas da própria natureza de um corpus em que a representatividade setorial exige ouvir quem ocupa posições únicas na estrutura municipal.</w:t>
+        <w:t xml:space="preserve">Em oito sessões, a anonimização por substituição de nomes não é suficiente: o participante nomeia o próprio vínculo institucional em número de passagens que a supressão pontual não absorveria sem descaracterizar o conteúdo. Por decisão de proteção de dados pessoais, essas sessões não integram o Anexo 03: permanecem no acervo do projeto, sob guarda da consultoria, e podem ser disponibilizadas ao IPPLAM e à CEPAL mediante solicitação formal. O Anexo 03 reúne, portanto, as nove sessões cuja anonimização é suficiente, nas quais os trechos autoidentificadores remanescentes, presentes em quatro delas, foram suprimidos e marcados por reticências entre parênteses, com cada supressão registrada em relação de cortes mantida pela consultoria. A decisão não afeta a base de evidências: as 17 sessões foram integralmente codificadas e as evidências delas extraídas, já anonimizadas trecho a trecho, integram o Anexo 05 e o painel de acompanhamento.</w:t>
       </w:r>
     </w:p>
     <w:sectPr>

--- a/anexos/Produto_4.docx
+++ b/anexos/Produto_4.docx
@@ -14209,13 +14209,7 @@
     </w:p>
     <w:p>
       <w:r>
-        <w:t>As transcrições das entrevistas realizadas foram analisadas por meio de análise de conteúdo temático, com categorias pré-definidas pelos quatro eixos da metodologia CCFLA/CEPAL, o que permitiu a comparação entre grupos e a identificação de prioridades comuns. A seguir, apresentamos uma breve análise de cada um dos quatro grupos de atores-chave, elaborada a partir dos seguintes eixos estratégicos: política climática, finanças, dados e governança.</w:t>
-      </w:r>
-      <w:r>
-        <w:t xml:space="preserve"> Já a codificação das entrevistas encontra-se disponível em dashboard online, criado especificamente para este</w:t>
-      </w:r>
-      <w:r>
-        <w:t xml:space="preserve"> produto: </w:t>
+        <w:t xml:space="preserve">As transcrições das entrevistas (Anexo 03) realizadas foram analisadas por meio de análise de conteúdo temático, com categorias pré-definidas pelos quatro eixos da metodologia CCFLA/CEPAL, o que permitiu a comparação entre grupos e a identificação de prioridades comuns. A seguir, apresentamos uma breve análise de cada um dos quatro grupos de atores-chave, elaborada a partir dos seguintes eixos estratégicos: política climática, finanças, dados e governança. Já a codificação das entrevistas encontra-se disponível em dashboard online, criado especificamente para este produto: </w:t>
       </w:r>
     </w:p>
     <w:p>
@@ -16973,7 +16967,7 @@
         <w:pStyle w:val="Ttulo3"/>
       </w:pPr>
       <w:r>
-        <w:t>4.1. O que a distribuição das evidências já determina</w:t>
+        <w:t xml:space="preserve">O que a Distribuição das Evidências Já Determina</w:t>
       </w:r>
     </w:p>
     <w:p>
@@ -16999,7 +16993,7 @@
         <w:pStyle w:val="Ttulo3"/>
       </w:pPr>
       <w:r>
-        <w:t>4.2. Três restrições que o Plano precisa endereçar diretamente</w:t>
+        <w:t xml:space="preserve">Três Restrições que o Plano Precisa Endereçar Diretamente</w:t>
       </w:r>
     </w:p>
     <w:p>
@@ -17037,7 +17031,7 @@
         <w:pStyle w:val="Ttulo3"/>
       </w:pPr>
       <w:r>
-        <w:t>4.3. Sequenciamento: o que precede o quê</w:t>
+        <w:t xml:space="preserve">Sequenciamento: o que precede o quê</w:t>
       </w:r>
     </w:p>
     <w:p>
@@ -17057,7 +17051,7 @@
         <w:pStyle w:val="Ttulo3"/>
       </w:pPr>
       <w:r>
-        <w:t>4.4. Submissão dos achados à validação participativa</w:t>
+        <w:t xml:space="preserve">Submissão dos Achados à Validação Participativa</w:t>
       </w:r>
     </w:p>
     <w:p>
@@ -17077,13 +17071,13 @@
         <w:pStyle w:val="Ttulo3"/>
       </w:pPr>
       <w:r>
-        <w:t xml:space="preserve">4.5. O que a evidência oral não decide</w:t>
+        <w:t xml:space="preserve">O que a Evidência Oral Não Decide</w:t>
       </w:r>
     </w:p>
     <w:p>
       <w:pPr/>
       <w:r>
-        <w:t xml:space="preserve">Quatro dimensões seguem sem fonte oral, e outras se sustentam em evidência de baixa confiança porque o participante remeteu a matéria a outro órgão. Nenhuma delas será suprida por nova rodada de entrevistas: são matéria de verificação documental — PPA, LDO, LOA, quadro de detalhamento da despesa, relatórios de execução orçamentária e a legislação municipal consolidada, todos já reunidos no acervo do projeto. Essa verificação constitui a Matriz de Evidência Documental e integra a etapa seguinte.</w:t>
+        <w:t xml:space="preserve">Quatro das 55 dimensões da metodologia CCFLA/CEPAL seguem sem fonte oral após a realização das entrevistas semiestruturadas, e outras se sustentam em evidência de baixa confiança porque o participante remeteu a matéria a outro órgão. Nenhuma delas será suprida por nova rodada de entrevistas: são matéria de verificação documental: PPA, LDO, LOA, quadro de detalhamento da despesa, relatórios de execução orçamentária e a legislação municipal consolidada, todos já reunidos no acervo do projeto. Essa verificação constitui a Matriz de Evidência Documental e integra a etapa seguinte.</w:t>
       </w:r>
     </w:p>
     <w:p>
